--- a/Magnolia/Agravo de Instrumento 0010028-43.2026.8.27.2700/03_Roteiro_Sustentacao_Oral_AI_0010028-43.2026.8.27.2700.docx
+++ b/Magnolia/Agravo de Instrumento 0010028-43.2026.8.27.2700/03_Roteiro_Sustentacao_Oral_AI_0010028-43.2026.8.27.2700.docx
@@ -96,53 +96,130 @@
     <w:p>
       <w:pPr>
         <w:spacing w:before="240" w:after="120"/>
-        <w:jc w:val="left"/>
+        <w:jc w:val="center"/>
       </w:pPr>
       <w:r>
         <w:rPr>
           <w:b/>
-          <w:sz w:val="25"/>
-        </w:rPr>
-        <w:t>⚑ A TESE EM UMA FRASE (decore esta)</w:t>
+          <w:sz w:val="28"/>
+        </w:rPr>
+        <w:t>🚨 ADVERTÊNCIA ESTRATÉGICA — LEIA ANTES DE TUDO</w:t>
       </w:r>
     </w:p>
     <w:p>
-      <w:pPr>
-        <w:spacing w:line="240" w:lineRule="auto" w:after="120"/>
-        <w:ind w:left="1134"/>
-      </w:pPr>
-      <w:r>
-        <w:rPr>
-          <w:i/>
-          <w:sz w:val="22"/>
-        </w:rPr>
-        <w:t>"O agravante pede a este Tribunal que decida hoje aquilo que o Juízo de origem ainda vai decidir amanhã — e pede com base em uma tese que ele mesmo deixou precluir quando, na apelação, discutiu apenas honorários."</w:t>
+      <w:r>
+        <w:t xml:space="preserve">A leitura integral dos autos mudou a estratégia. </w:t>
+      </w:r>
+      <w:r>
+        <w:rPr>
+          <w:b/>
+        </w:rPr>
+        <w:t>NÃO peça ao Tribunal que reconheça o crédito de R$ 202.974,70 da Fazenda Palmeira.</w:t>
       </w:r>
     </w:p>
     <w:p>
-      <w:pPr>
-        <w:spacing w:before="240" w:after="120"/>
-        <w:jc w:val="left"/>
-      </w:pPr>
+      <w:r>
+        <w:t xml:space="preserve">Motivo: a prestação de contas do evento 347 traz contabilidade </w:t>
+      </w:r>
       <w:r>
         <w:rPr>
           <w:b/>
-          <w:sz w:val="25"/>
-        </w:rPr>
-        <w:t>⚑ O PEDIDO EM UMA FRASE</w:t>
+        </w:rPr>
+        <w:t>fechada</w:t>
+      </w:r>
+      <w:r>
+        <w:t xml:space="preserve"> (espólio líquido de R$ 7.395.878,73 → quinhão de R$ 284.456,87 por herdeiro), os alvarás de 2018 mostram que os herdeiros bilaterais receberam </w:t>
+      </w:r>
+      <w:r>
+        <w:rPr>
+          <w:b/>
+        </w:rPr>
+        <w:t>R$ 41.394,80 cada</w:t>
+      </w:r>
+      <w:r>
+        <w:t xml:space="preserve"> — e a nossa cliente recebeu exatamente isso (</w:t>
+      </w:r>
+      <w:r>
+        <w:rPr>
+          <w:b/>
+        </w:rPr>
+        <w:t>R$ 6.394,80 em dinheiro + trator adjudicado por R$ 35.000,00</w:t>
+      </w:r>
+      <w:r>
+        <w:t xml:space="preserve">) —, e há </w:t>
+      </w:r>
+      <w:r>
+        <w:rPr>
+          <w:b/>
+        </w:rPr>
+        <w:t>acordo homologado com resolução de mérito</w:t>
+      </w:r>
+      <w:r>
+        <w:t xml:space="preserve"> nos autos nº 0009192-87.2015.827.2722 </w:t>
+      </w:r>
+      <w:r>
+        <w:rPr>
+          <w:b/>
+        </w:rPr>
+        <w:t>do qual ela é parte nomeada</w:t>
+      </w:r>
+      <w:r>
+        <w:t xml:space="preserve">. Se o Colegiado entrar nessa aritmética, tende a </w:t>
+      </w:r>
+      <w:r>
+        <w:rPr>
+          <w:b/>
+        </w:rPr>
+        <w:t>dar provimento</w:t>
+      </w:r>
+      <w:r>
+        <w:t xml:space="preserve"> ao agravo.</w:t>
       </w:r>
     </w:p>
     <w:p>
-      <w:pPr>
-        <w:spacing w:line="240" w:lineRule="auto" w:after="120"/>
-        <w:ind w:left="1134"/>
-      </w:pPr>
+      <w:r>
+        <w:rPr>
+          <w:b/>
+        </w:rPr>
+        <w:t>Nossa vitória é processual, não contábil.</w:t>
+      </w:r>
+      <w:r>
+        <w:t xml:space="preserve"> O objetivo é que o Tribunal </w:t>
+      </w:r>
+      <w:r>
+        <w:rPr>
+          <w:b/>
+        </w:rPr>
+        <w:t>não decida</w:t>
+      </w:r>
+      <w:r>
+        <w:t xml:space="preserve"> esse ponto e devolva tudo ao Juízo de origem, onde os autos já estão conclusos.</w:t>
+      </w:r>
+    </w:p>
+    <w:p>
+      <w:r>
+        <w:rPr>
+          <w:b/>
+        </w:rPr>
+        <w:t>Se o patrono contrário levar os alvarás à tribuna, a resposta é uma só:</w:t>
+      </w:r>
+      <w:r>
+        <w:t xml:space="preserve"> </w:t>
+      </w:r>
       <w:r>
         <w:rPr>
           <w:i/>
-          <w:sz w:val="22"/>
-        </w:rPr>
-        <w:t>"Não conhecimento do recurso por perda superveniente de objeto; subsidiariamente, desprovimento integral, com revogação do efeito suspensivo parcial."</w:t>
+        </w:rPr>
+        <w:t>"Excelência, esse é exatamente o debate que está concluso na mesa do Juiz de primeiro grau desde 31 de julho. Não é matéria deste recurso."</w:t>
+      </w:r>
+      <w:r>
+        <w:t xml:space="preserve"> </w:t>
+      </w:r>
+      <w:r>
+        <w:rPr>
+          <w:b/>
+        </w:rPr>
+        <w:t>Não entre no mérito contábil.</w:t>
       </w:r>
     </w:p>
     <w:p>
@@ -163,7 +240,7 @@
           <w:b/>
           <w:sz w:val="25"/>
         </w:rPr>
-        <w:t>BLOCO 0 — ABERTURA (40 segundos)</w:t>
+        <w:t>⚑ A TESE EM UMA FRASE (decore esta)</w:t>
       </w:r>
     </w:p>
     <w:p>
@@ -173,117 +250,36 @@
       </w:pPr>
       <w:r>
         <w:rPr>
+          <w:i/>
           <w:sz w:val="22"/>
         </w:rPr>
-        <w:t>"Excelentíssima Senhora Desembargadora Relatora, Excelentíssimos Desembargadores, ilustre representante do Ministério Público, senhores advogados.</w:t>
+        <w:t>"O agravante pede a este Tribunal que decida hoje aquilo que o Juízo de origem disse que ainda vai decidir — e pede com base em uma tese que ele mesmo deixou precluir quando, na apelação, discutiu apenas honorários."</w:t>
       </w:r>
     </w:p>
     <w:p>
       <w:pPr>
+        <w:spacing w:before="240" w:after="120"/>
+        <w:jc w:val="left"/>
+      </w:pPr>
+      <w:r>
+        <w:rPr>
+          <w:b/>
+          <w:sz w:val="25"/>
+        </w:rPr>
+        <w:t>⚑ O PEDIDO EM UMA FRASE</w:t>
+      </w:r>
+    </w:p>
+    <w:p>
+      <w:pPr>
         <w:spacing w:line="240" w:lineRule="auto" w:after="120"/>
         <w:ind w:left="1134"/>
       </w:pPr>
-    </w:p>
-    <w:p>
-      <w:pPr>
-        <w:spacing w:line="240" w:lineRule="auto" w:after="120"/>
-        <w:ind w:left="1134"/>
-      </w:pPr>
-      <w:r>
-        <w:rPr>
-          <w:b/>
+      <w:r>
+        <w:rPr>
+          <w:i/>
           <w:sz w:val="22"/>
         </w:rPr>
-        <w:t>Paulo Izidio da Silva Rezende, OAB/TO 5.168</w:t>
-      </w:r>
-      <w:r>
-        <w:rPr>
-          <w:sz w:val="22"/>
-        </w:rPr>
-        <w:t xml:space="preserve">, pela agravada </w:t>
-      </w:r>
-      <w:r>
-        <w:rPr>
-          <w:b/>
-          <w:sz w:val="22"/>
-        </w:rPr>
-        <w:t>Magnólia Rodrigues Costa</w:t>
-      </w:r>
-      <w:r>
-        <w:rPr>
-          <w:sz w:val="22"/>
-        </w:rPr>
-        <w:t>.</w:t>
-      </w:r>
-    </w:p>
-    <w:p>
-      <w:pPr>
-        <w:spacing w:line="240" w:lineRule="auto" w:after="120"/>
-        <w:ind w:left="1134"/>
-      </w:pPr>
-    </w:p>
-    <w:p>
-      <w:pPr>
-        <w:spacing w:line="240" w:lineRule="auto" w:after="120"/>
-        <w:ind w:left="1134"/>
-      </w:pPr>
-      <w:r>
-        <w:rPr>
-          <w:sz w:val="22"/>
-        </w:rPr>
-        <w:t xml:space="preserve">Excelências, esta causa tem uma data que explica tudo: </w:t>
-      </w:r>
-      <w:r>
-        <w:rPr>
-          <w:b/>
-          <w:sz w:val="22"/>
-        </w:rPr>
-        <w:t>27 de abril de 2015</w:t>
-      </w:r>
-      <w:r>
-        <w:rPr>
-          <w:sz w:val="22"/>
-        </w:rPr>
-        <w:t xml:space="preserve">. Foi quando se lavrou a escritura de inventário e partilha do espólio de Aquiles Gonçalves Arruda. </w:t>
-      </w:r>
-      <w:r>
-        <w:rPr>
-          <w:b/>
-          <w:sz w:val="22"/>
-        </w:rPr>
-        <w:t>Onze anos depois</w:t>
-      </w:r>
-      <w:r>
-        <w:rPr>
-          <w:sz w:val="22"/>
-        </w:rPr>
-        <w:t>, minha constituinte — herdeira de 7,14% — ainda não recebeu o seu quinhão, e o inventariante ainda não prestou as contas a que foi condenado.</w:t>
-      </w:r>
-    </w:p>
-    <w:p>
-      <w:pPr>
-        <w:spacing w:line="240" w:lineRule="auto" w:after="120"/>
-        <w:ind w:left="1134"/>
-      </w:pPr>
-    </w:p>
-    <w:p>
-      <w:pPr>
-        <w:spacing w:line="240" w:lineRule="auto" w:after="120"/>
-        <w:ind w:left="1134"/>
-      </w:pPr>
-      <w:r>
-        <w:rPr>
-          <w:sz w:val="22"/>
-        </w:rPr>
-        <w:t>Peço a Vossas Excelências apenas três minutos de atenção para cada um de três pontos."</w:t>
-      </w:r>
-    </w:p>
-    <w:p>
-      <w:r>
-        <w:rPr>
-          <w:i/>
-        </w:rPr>
-        <w:t>(Respirar. Olhar para a Relatora.)</w:t>
+        <w:t>"Não conhecimento por perda superveniente de objeto; subsidiariamente, desprovimento, com ressalva expressa de que nada se prejulga quanto às contas e ao valor."</w:t>
       </w:r>
     </w:p>
     <w:p>
@@ -304,15 +300,19 @@
           <w:b/>
           <w:sz w:val="25"/>
         </w:rPr>
-        <w:t>BLOCO 1 — PRELIMINAR: O RECURSO PERDEU O OBJETO (3 minutos) ★ PONTO MAIS FORTE</w:t>
+        <w:t>BLOCO 0 — ABERTURA (40 segundos)</w:t>
       </w:r>
     </w:p>
     <w:p>
-      <w:r>
-        <w:rPr>
-          <w:b/>
-        </w:rPr>
-        <w:t>Fio condutor: mostre o calendário.</w:t>
+      <w:pPr>
+        <w:spacing w:line="240" w:lineRule="auto" w:after="120"/>
+        <w:ind w:left="1134"/>
+      </w:pPr>
+      <w:r>
+        <w:rPr>
+          <w:sz w:val="22"/>
+        </w:rPr>
+        <w:t>"Excelentíssima Senhora Desembargadora Relatora, Excelentíssimos Desembargadores, ilustre representante do Ministério Público, senhores advogados.</w:t>
       </w:r>
     </w:p>
     <w:p>
@@ -320,18 +320,37 @@
         <w:spacing w:line="240" w:lineRule="auto" w:after="120"/>
         <w:ind w:left="1134"/>
       </w:pPr>
-      <w:r>
-        <w:rPr>
-          <w:sz w:val="22"/>
-        </w:rPr>
-        <w:t>"</w:t>
-      </w:r>
+    </w:p>
+    <w:p>
+      <w:pPr>
+        <w:spacing w:line="240" w:lineRule="auto" w:after="120"/>
+        <w:ind w:left="1134"/>
+      </w:pPr>
       <w:r>
         <w:rPr>
           <w:b/>
           <w:sz w:val="22"/>
         </w:rPr>
-        <w:t>Primeiro ponto, Excelências: este recurso, no seu pedido central, perdeu o objeto.</w:t>
+        <w:t>Paulo Izidio da Silva Rezende, OAB/TO 5.168</w:t>
+      </w:r>
+      <w:r>
+        <w:rPr>
+          <w:sz w:val="22"/>
+        </w:rPr>
+        <w:t xml:space="preserve">, pela agravada </w:t>
+      </w:r>
+      <w:r>
+        <w:rPr>
+          <w:b/>
+          <w:sz w:val="22"/>
+        </w:rPr>
+        <w:t>Magnólia Rodrigues Costa</w:t>
+      </w:r>
+      <w:r>
+        <w:rPr>
+          <w:sz w:val="22"/>
+        </w:rPr>
+        <w:t>.</w:t>
       </w:r>
     </w:p>
     <w:p>
@@ -349,7 +368,33 @@
         <w:rPr>
           <w:sz w:val="22"/>
         </w:rPr>
-        <w:t>O agravante pede — é o item 'c' das razões — que este Tribunal 'exclua a suposta supressão de quinhão sobre o valor da venda da Fazenda Palmeira'.</w:t>
+        <w:t xml:space="preserve">Excelências, esta causa tem uma data que explica tudo: </w:t>
+      </w:r>
+      <w:r>
+        <w:rPr>
+          <w:b/>
+          <w:sz w:val="22"/>
+        </w:rPr>
+        <w:t>27 de abril de 2015</w:t>
+      </w:r>
+      <w:r>
+        <w:rPr>
+          <w:sz w:val="22"/>
+        </w:rPr>
+        <w:t xml:space="preserve">. Foi quando se lavrou a escritura de inventário e partilha do espólio de Aquiles Gonçalves Arruda. </w:t>
+      </w:r>
+      <w:r>
+        <w:rPr>
+          <w:b/>
+          <w:sz w:val="22"/>
+        </w:rPr>
+        <w:t>Onze anos depois</w:t>
+      </w:r>
+      <w:r>
+        <w:rPr>
+          <w:sz w:val="22"/>
+        </w:rPr>
+        <w:t>, minha constituinte — herdeira de 7,14% — ainda não recebeu a sua parte, e o inventariante ainda não prestou as contas a que foi condenado.</w:t>
       </w:r>
     </w:p>
     <w:p>
@@ -367,351 +412,15 @@
         <w:rPr>
           <w:sz w:val="22"/>
         </w:rPr>
-        <w:t xml:space="preserve">Ocorre que </w:t>
-      </w:r>
-      <w:r>
-        <w:rPr>
-          <w:b/>
-          <w:sz w:val="22"/>
-        </w:rPr>
-        <w:t>a decisão agravada não decidiu isso</w:t>
-      </w:r>
-      <w:r>
-        <w:rPr>
-          <w:sz w:val="22"/>
-        </w:rPr>
-        <w:t xml:space="preserve">. Vou ler o dispositivo do evento 325: não conheceu matérias preclusas; rejeitou o excesso de execução por falta de demonstrativo; reconheceu a adjudicação do trator como pagamento parcial; afastou a má-fé; mandou prestar contas; e determinou o prosseguimento. </w:t>
-      </w:r>
-      <w:r>
-        <w:rPr>
-          <w:b/>
-          <w:sz w:val="22"/>
-        </w:rPr>
-        <w:t>Não condenou ao pagamento de nenhum valor. Não homologou planilha. Não designou leilão.</w:t>
+        <w:t>Peço a Vossas Excelências atenção para três pontos, e todos eles são processuais."</w:t>
       </w:r>
     </w:p>
     <w:p>
-      <w:pPr>
-        <w:spacing w:line="240" w:lineRule="auto" w:after="120"/>
-        <w:ind w:left="1134"/>
-      </w:pPr>
-    </w:p>
-    <w:p>
-      <w:pPr>
-        <w:spacing w:line="240" w:lineRule="auto" w:after="120"/>
-        <w:ind w:left="1134"/>
-      </w:pPr>
-      <w:r>
-        <w:rPr>
-          <w:sz w:val="22"/>
-        </w:rPr>
-        <w:t xml:space="preserve">E há mais, Excelências — e este é o dado decisivo, </w:t>
-      </w:r>
-      <w:r>
-        <w:rPr>
-          <w:b/>
-          <w:sz w:val="22"/>
-        </w:rPr>
-        <w:t>posterior à interposição do recurso</w:t>
-      </w:r>
-      <w:r>
-        <w:rPr>
-          <w:sz w:val="22"/>
-        </w:rPr>
-        <w:t>:</w:t>
-      </w:r>
-    </w:p>
-    <w:p>
-      <w:pPr>
-        <w:spacing w:line="240" w:lineRule="auto" w:after="120"/>
-        <w:ind w:left="1134"/>
-      </w:pPr>
-    </w:p>
-    <w:p>
-      <w:pPr>
-        <w:spacing w:line="240" w:lineRule="auto" w:after="120"/>
-        <w:ind w:left="1134"/>
-      </w:pPr>
-      <w:r>
-        <w:rPr>
-          <w:sz w:val="22"/>
-        </w:rPr>
-        <w:t xml:space="preserve">— No </w:t>
-      </w:r>
-      <w:r>
-        <w:rPr>
-          <w:b/>
-          <w:sz w:val="22"/>
-        </w:rPr>
-        <w:t>evento 347</w:t>
-      </w:r>
-      <w:r>
-        <w:rPr>
-          <w:sz w:val="22"/>
-        </w:rPr>
-        <w:t>, o agravante apresentou a prestação de contas.</w:t>
-      </w:r>
-    </w:p>
-    <w:p>
-      <w:pPr>
-        <w:spacing w:line="240" w:lineRule="auto" w:after="120"/>
-        <w:ind w:left="1134"/>
-      </w:pPr>
-      <w:r>
-        <w:rPr>
-          <w:sz w:val="22"/>
-        </w:rPr>
-        <w:t xml:space="preserve">— No </w:t>
-      </w:r>
-      <w:r>
-        <w:rPr>
-          <w:b/>
-          <w:sz w:val="22"/>
-        </w:rPr>
-        <w:t>evento 348, de 8 de julho de 2026</w:t>
-      </w:r>
-      <w:r>
-        <w:rPr>
-          <w:sz w:val="22"/>
-        </w:rPr>
-        <w:t xml:space="preserve">, o Juízo de origem determinou o contraditório e disse expressamente o que vai decidir. Cito: </w:t>
-      </w:r>
       <w:r>
         <w:rPr>
           <w:i/>
-          <w:sz w:val="22"/>
-        </w:rPr>
-        <w:t>'da suficiência da prestação de contas apresentada'</w:t>
-      </w:r>
-      <w:r>
-        <w:rPr>
-          <w:sz w:val="22"/>
-        </w:rPr>
-        <w:t xml:space="preserve">, </w:t>
-      </w:r>
-      <w:r>
-        <w:rPr>
-          <w:i/>
-          <w:sz w:val="22"/>
-        </w:rPr>
-        <w:t>'da necessidade de complementação'</w:t>
-      </w:r>
-      <w:r>
-        <w:rPr>
-          <w:sz w:val="22"/>
-        </w:rPr>
-        <w:t xml:space="preserve"> e — palavras do Magistrado — </w:t>
-      </w:r>
-      <w:r>
-        <w:rPr>
-          <w:b/>
-          <w:i/>
-          <w:sz w:val="22"/>
-        </w:rPr>
-        <w:t>'dos pedidos de prosseguimento da execução formulados pela exequente, inclusive quanto à alienação judicial dos bens penhorados'</w:t>
-      </w:r>
-      <w:r>
-        <w:rPr>
-          <w:sz w:val="22"/>
-        </w:rPr>
-        <w:t>.</w:t>
-      </w:r>
-    </w:p>
-    <w:p>
-      <w:pPr>
-        <w:spacing w:line="240" w:lineRule="auto" w:after="120"/>
-        <w:ind w:left="1134"/>
-      </w:pPr>
-      <w:r>
-        <w:rPr>
-          <w:sz w:val="22"/>
-        </w:rPr>
-        <w:t xml:space="preserve">— No </w:t>
-      </w:r>
-      <w:r>
-        <w:rPr>
-          <w:b/>
-          <w:sz w:val="22"/>
-        </w:rPr>
-        <w:t>evento 352</w:t>
-      </w:r>
-      <w:r>
-        <w:rPr>
-          <w:sz w:val="22"/>
-        </w:rPr>
-        <w:t>, em 30 de julho, replicamos.</w:t>
-      </w:r>
-    </w:p>
-    <w:p>
-      <w:pPr>
-        <w:spacing w:line="240" w:lineRule="auto" w:after="120"/>
-        <w:ind w:left="1134"/>
-      </w:pPr>
-      <w:r>
-        <w:rPr>
-          <w:sz w:val="22"/>
-        </w:rPr>
-        <w:t xml:space="preserve">— No </w:t>
-      </w:r>
-      <w:r>
-        <w:rPr>
-          <w:b/>
-          <w:sz w:val="22"/>
-        </w:rPr>
-        <w:t>evento 353</w:t>
-      </w:r>
-      <w:r>
-        <w:rPr>
-          <w:sz w:val="22"/>
-        </w:rPr>
-        <w:t xml:space="preserve">, em 31 de julho, os autos foram </w:t>
-      </w:r>
-      <w:r>
-        <w:rPr>
-          <w:b/>
-          <w:sz w:val="22"/>
-        </w:rPr>
-        <w:t>conclusos para decisão</w:t>
-      </w:r>
-      <w:r>
-        <w:rPr>
-          <w:sz w:val="22"/>
-        </w:rPr>
-        <w:t>.</w:t>
-      </w:r>
-    </w:p>
-    <w:p>
-      <w:pPr>
-        <w:spacing w:line="240" w:lineRule="auto" w:after="120"/>
-        <w:ind w:left="1134"/>
-      </w:pPr>
-    </w:p>
-    <w:p>
-      <w:pPr>
-        <w:spacing w:line="240" w:lineRule="auto" w:after="120"/>
-        <w:ind w:left="1134"/>
-      </w:pPr>
-      <w:r>
-        <w:rPr>
-          <w:sz w:val="22"/>
-        </w:rPr>
-        <w:t xml:space="preserve">Vale dizer, Excelências: </w:t>
-      </w:r>
-      <w:r>
-        <w:rPr>
-          <w:b/>
-          <w:sz w:val="22"/>
-        </w:rPr>
-        <w:t>a exata controvérsia que o agravante quer ver resolvida aqui está, neste momento, concluso na mesa do Juiz de primeiro grau.</w:t>
-      </w:r>
-    </w:p>
-    <w:p>
-      <w:pPr>
-        <w:spacing w:line="240" w:lineRule="auto" w:after="120"/>
-        <w:ind w:left="1134"/>
-      </w:pPr>
-    </w:p>
-    <w:p>
-      <w:pPr>
-        <w:spacing w:line="240" w:lineRule="auto" w:after="120"/>
-        <w:ind w:left="1134"/>
-      </w:pPr>
-      <w:r>
-        <w:rPr>
-          <w:sz w:val="22"/>
-        </w:rPr>
-        <w:t xml:space="preserve">Julgá-la agora seria </w:t>
-      </w:r>
-      <w:r>
-        <w:rPr>
-          <w:b/>
-          <w:sz w:val="22"/>
-        </w:rPr>
-        <w:t>suprimir um grau de jurisdição</w:t>
-      </w:r>
-      <w:r>
-        <w:rPr>
-          <w:sz w:val="22"/>
-        </w:rPr>
-        <w:t xml:space="preserve"> e </w:t>
-      </w:r>
-      <w:r>
-        <w:rPr>
-          <w:b/>
-          <w:sz w:val="22"/>
-        </w:rPr>
-        <w:t>prejulgar</w:t>
-      </w:r>
-      <w:r>
-        <w:rPr>
-          <w:sz w:val="22"/>
-        </w:rPr>
-        <w:t xml:space="preserve"> a suficiência de uma prestação de contas cuja análise ainda nem começou.</w:t>
-      </w:r>
-    </w:p>
-    <w:p>
-      <w:pPr>
-        <w:spacing w:line="240" w:lineRule="auto" w:after="120"/>
-        <w:ind w:left="1134"/>
-      </w:pPr>
-    </w:p>
-    <w:p>
-      <w:pPr>
-        <w:spacing w:line="240" w:lineRule="auto" w:after="120"/>
-        <w:ind w:left="1134"/>
-      </w:pPr>
-      <w:r>
-        <w:rPr>
-          <w:sz w:val="22"/>
-        </w:rPr>
-        <w:t xml:space="preserve">E note-se: </w:t>
-      </w:r>
-      <w:r>
-        <w:rPr>
-          <w:b/>
-          <w:sz w:val="22"/>
-        </w:rPr>
-        <w:t>não há urgência nenhuma a justificar isso</w:t>
-      </w:r>
-      <w:r>
-        <w:rPr>
-          <w:sz w:val="22"/>
-        </w:rPr>
-        <w:t xml:space="preserve">. A liminar do evento 7 já suspendeu os atos expropriatórios. O Juízo não designou leilão — ao contrário, condicionou o tema à decisão futura. </w:t>
-      </w:r>
-      <w:r>
-        <w:rPr>
-          <w:b/>
-          <w:sz w:val="22"/>
-        </w:rPr>
-        <w:t>O risco que o agravante alegou simplesmente não existe mais.</w:t>
-      </w:r>
-      <w:r>
-        <w:rPr>
-          <w:sz w:val="22"/>
-        </w:rPr>
-        <w:t>"</w:t>
-      </w:r>
-    </w:p>
-    <w:p>
-      <w:r>
-        <w:rPr>
-          <w:b/>
-        </w:rPr>
-        <w:t>🔑 Frase de fecho do bloco:</w:t>
-      </w:r>
-    </w:p>
-    <w:p>
-      <w:pPr>
-        <w:spacing w:line="240" w:lineRule="auto" w:after="120"/>
-        <w:ind w:left="1134"/>
-      </w:pPr>
-      <w:r>
-        <w:rPr>
-          <w:i/>
-          <w:sz w:val="22"/>
-        </w:rPr>
-        <w:t>"Por isso, o pedido principal da agravada é o não conhecimento do recurso, nesse ponto, por perda superveniente de objeto."</w:t>
+        </w:rPr>
+        <w:t>(Respirar. Olhar para a Relatora.)</w:t>
       </w:r>
     </w:p>
     <w:p>
@@ -732,7 +441,7 @@
           <w:b/>
           <w:sz w:val="25"/>
         </w:rPr>
-        <w:t>BLOCO 2 — A PRECLUSÃO É DELE, NÃO NOSSA (3 minutos) ★ O ARGUMENTO QUE VIRA O JOGO</w:t>
+        <w:t>BLOCO 1 — O RECURSO PERDEU O OBJETO (3 min 30) ★ PONTO MAIS FORTE</w:t>
       </w:r>
     </w:p>
     <w:p>
@@ -751,26 +460,57 @@
           <w:b/>
           <w:sz w:val="22"/>
         </w:rPr>
-        <w:t>Segundo ponto, Excelências.</w:t>
-      </w:r>
+        <w:t>Primeiro ponto: este recurso, no seu pedido central, perdeu o objeto.</w:t>
+      </w:r>
+    </w:p>
+    <w:p>
+      <w:pPr>
+        <w:spacing w:line="240" w:lineRule="auto" w:after="120"/>
+        <w:ind w:left="1134"/>
+      </w:pPr>
+    </w:p>
+    <w:p>
+      <w:pPr>
+        <w:spacing w:line="240" w:lineRule="auto" w:after="120"/>
+        <w:ind w:left="1134"/>
+      </w:pPr>
       <w:r>
         <w:rPr>
           <w:sz w:val="22"/>
         </w:rPr>
-        <w:t xml:space="preserve"> O agravante diz, do início ao fim do recurso, que </w:t>
-      </w:r>
+        <w:t>O agravante pede — é o item 'c' das razões — que este Tribunal 'exclua a suposta supressão de quinhão sobre o valor da venda da Fazenda Palmeira'.</w:t>
+      </w:r>
+    </w:p>
+    <w:p>
+      <w:pPr>
+        <w:spacing w:line="240" w:lineRule="auto" w:after="120"/>
+        <w:ind w:left="1134"/>
+      </w:pPr>
+    </w:p>
+    <w:p>
+      <w:pPr>
+        <w:spacing w:line="240" w:lineRule="auto" w:after="120"/>
+        <w:ind w:left="1134"/>
+      </w:pPr>
       <w:r>
         <w:rPr>
           <w:b/>
           <w:sz w:val="22"/>
         </w:rPr>
-        <w:t>nós</w:t>
+        <w:t>Só que a decisão agravada não decidiu isso.</w:t>
       </w:r>
       <w:r>
         <w:rPr>
           <w:sz w:val="22"/>
         </w:rPr>
-        <w:t xml:space="preserve"> estaríamos afrontando a coisa julgada. A realidade dos autos é exatamente a oposta.</w:t>
+        <w:t xml:space="preserve"> Leio o dispositivo do evento 325: não conheceu matérias preclusas; rejeitou o excesso de execução por falta de demonstrativo; reconheceu a adjudicação do trator como pagamento parcial; afastou a má-fé; mandou prestar contas; determinou o prosseguimento. </w:t>
+      </w:r>
+      <w:r>
+        <w:rPr>
+          <w:b/>
+          <w:sz w:val="22"/>
+        </w:rPr>
+        <w:t>Não condenou a pagar valor nenhum. Não homologou planilha. Não designou leilão.</w:t>
       </w:r>
     </w:p>
     <w:p>
@@ -788,75 +528,33 @@
         <w:rPr>
           <w:sz w:val="22"/>
         </w:rPr>
-        <w:t xml:space="preserve">O agravante </w:t>
+        <w:t xml:space="preserve">E não é interpretação minha, Excelências — </w:t>
       </w:r>
       <w:r>
         <w:rPr>
           <w:b/>
           <w:sz w:val="22"/>
         </w:rPr>
-        <w:t>apelou</w:t>
+        <w:t>o Juiz disse expressamente que deixaria esse ponto para depois.</w:t>
       </w:r>
       <w:r>
         <w:rPr>
           <w:sz w:val="22"/>
         </w:rPr>
-        <w:t xml:space="preserve"> da sentença do evento 137. Tinha ali — e só ali — a oportunidade de dizer que o título não alcançava a Fazenda Palmeira, que a condenação se limitava aos imóveis urbanos, que a prestação de contas não abrangia o produto da venda de bens do acervo.</w:t>
-      </w:r>
-    </w:p>
-    <w:p>
-      <w:pPr>
-        <w:spacing w:line="240" w:lineRule="auto" w:after="120"/>
-        <w:ind w:left="1134"/>
-      </w:pPr>
-    </w:p>
-    <w:p>
-      <w:pPr>
-        <w:spacing w:line="240" w:lineRule="auto" w:after="120"/>
-        <w:ind w:left="1134"/>
-      </w:pPr>
-      <w:r>
-        <w:rPr>
-          <w:b/>
+        <w:t xml:space="preserve"> No evento 290, de 27 de fevereiro de 2026, escreveu: </w:t>
+      </w:r>
+      <w:r>
+        <w:rPr>
+          <w:i/>
           <w:sz w:val="22"/>
         </w:rPr>
-        <w:t>Não disse uma palavra sobre nada disso.</w:t>
-      </w:r>
-    </w:p>
-    <w:p>
-      <w:pPr>
-        <w:spacing w:line="240" w:lineRule="auto" w:after="120"/>
-        <w:ind w:left="1134"/>
-      </w:pPr>
-    </w:p>
-    <w:p>
-      <w:pPr>
-        <w:spacing w:line="240" w:lineRule="auto" w:after="120"/>
-        <w:ind w:left="1134"/>
-      </w:pPr>
+        <w:t>'No que se refere aos pedidos de alienação judicial dos bens, prestação de contas pelo inventariante e</w:t>
+      </w:r>
       <w:r>
         <w:rPr>
           <w:sz w:val="22"/>
         </w:rPr>
-        <w:t>Cito o relatório do eminente Desembargador Helvécio de Brito Maia Neto, no evento 8 daquela apelação:</w:t>
-      </w:r>
-    </w:p>
-    <w:p>
-      <w:pPr>
-        <w:spacing w:line="240" w:lineRule="auto" w:after="120"/>
-        <w:ind w:left="1134"/>
-      </w:pPr>
-    </w:p>
-    <w:p>
-      <w:pPr>
-        <w:spacing w:line="240" w:lineRule="auto" w:after="120"/>
-        <w:ind w:left="1134"/>
-      </w:pPr>
-      <w:r>
-        <w:rPr>
-          <w:sz w:val="22"/>
-        </w:rPr>
-        <w:t xml:space="preserve">&gt; </w:t>
+        <w:t xml:space="preserve"> </w:t>
       </w:r>
       <w:r>
         <w:rPr>
@@ -864,7 +562,14 @@
           <w:i/>
           <w:sz w:val="22"/>
         </w:rPr>
-        <w:t>'No presente apelo o recorrente questiona apenas a sua condenação ao pagamento dos honorários de sucumbência.'</w:t>
+        <w:t>pagamento do quinhão decorrente da venda do imóvel rural denominado Fazenda Palmeira, deixo para apreciação após o decurso do prazo</w:t>
+      </w:r>
+      <w:r>
+        <w:rPr>
+          <w:i/>
+          <w:sz w:val="22"/>
+        </w:rPr>
+        <w:t>…'</w:t>
       </w:r>
     </w:p>
     <w:p>
@@ -882,20 +587,38 @@
         <w:rPr>
           <w:sz w:val="22"/>
         </w:rPr>
-        <w:t xml:space="preserve">E o próprio pedido do apelo, transcrito no voto, pedia a reforma </w:t>
+        <w:t>E depois da interposição deste agravo o quadro andou:</w:t>
+      </w:r>
+    </w:p>
+    <w:p>
+      <w:pPr>
+        <w:spacing w:line="240" w:lineRule="auto" w:after="120"/>
+        <w:ind w:left="1134"/>
+      </w:pPr>
+    </w:p>
+    <w:p>
+      <w:pPr>
+        <w:spacing w:line="240" w:lineRule="auto" w:after="120"/>
+        <w:ind w:left="1134"/>
+      </w:pPr>
+      <w:r>
+        <w:rPr>
+          <w:sz w:val="22"/>
+        </w:rPr>
+        <w:t xml:space="preserve">— </w:t>
       </w:r>
       <w:r>
         <w:rPr>
           <w:b/>
           <w:sz w:val="22"/>
         </w:rPr>
-        <w:t>'tão somente em relação à distribuição do ônus da sucumbência e das custas processuais'</w:t>
+        <w:t>Evento 347</w:t>
       </w:r>
       <w:r>
         <w:rPr>
           <w:sz w:val="22"/>
         </w:rPr>
-        <w:t>.</w:t>
+        <w:t>: o agravante apresentou a prestação de contas.</w:t>
       </w:r>
     </w:p>
     <w:p>
@@ -903,6 +626,52 @@
         <w:spacing w:line="240" w:lineRule="auto" w:after="120"/>
         <w:ind w:left="1134"/>
       </w:pPr>
+      <w:r>
+        <w:rPr>
+          <w:sz w:val="22"/>
+        </w:rPr>
+        <w:t xml:space="preserve">— </w:t>
+      </w:r>
+      <w:r>
+        <w:rPr>
+          <w:b/>
+          <w:sz w:val="22"/>
+        </w:rPr>
+        <w:t>Evento 348, de 8 de julho de 2026</w:t>
+      </w:r>
+      <w:r>
+        <w:rPr>
+          <w:sz w:val="22"/>
+        </w:rPr>
+        <w:t xml:space="preserve">: o Juízo determinou o contraditório e disse o que vai decidir. Cito: </w:t>
+      </w:r>
+      <w:r>
+        <w:rPr>
+          <w:i/>
+          <w:sz w:val="22"/>
+        </w:rPr>
+        <w:t>'da suficiência da prestação de contas apresentada'</w:t>
+      </w:r>
+      <w:r>
+        <w:rPr>
+          <w:sz w:val="22"/>
+        </w:rPr>
+        <w:t xml:space="preserve"> e — palavras do Magistrado — </w:t>
+      </w:r>
+      <w:r>
+        <w:rPr>
+          <w:b/>
+          <w:i/>
+          <w:sz w:val="22"/>
+        </w:rPr>
+        <w:t>'dos pedidos de prosseguimento da execução formulados pela exequente, inclusive quanto à alienação judicial dos bens penhorados'</w:t>
+      </w:r>
+      <w:r>
+        <w:rPr>
+          <w:sz w:val="22"/>
+        </w:rPr>
+        <w:t>.</w:t>
+      </w:r>
     </w:p>
     <w:p>
       <w:pPr>
@@ -913,40 +682,52 @@
         <w:rPr>
           <w:sz w:val="22"/>
         </w:rPr>
-        <w:t xml:space="preserve">O recurso foi </w:t>
+        <w:t xml:space="preserve">— </w:t>
       </w:r>
       <w:r>
         <w:rPr>
           <w:b/>
           <w:sz w:val="22"/>
         </w:rPr>
-        <w:t>desprovido por unanimidade em 8 de maio de 2024</w:t>
+        <w:t>Evento 352</w:t>
       </w:r>
       <w:r>
         <w:rPr>
           <w:sz w:val="22"/>
         </w:rPr>
-        <w:t xml:space="preserve">, com majoração dos honorários para 12%. E a sentença transitou em julgado, </w:t>
+        <w:t>, em 30 de julho: replicamos.</w:t>
+      </w:r>
+    </w:p>
+    <w:p>
+      <w:pPr>
+        <w:spacing w:line="240" w:lineRule="auto" w:after="120"/>
+        <w:ind w:left="1134"/>
+      </w:pPr>
+      <w:r>
+        <w:rPr>
+          <w:sz w:val="22"/>
+        </w:rPr>
+        <w:t xml:space="preserve">— </w:t>
       </w:r>
       <w:r>
         <w:rPr>
           <w:b/>
           <w:sz w:val="22"/>
         </w:rPr>
-        <w:t>inteira e sem ressalva</w:t>
+        <w:t>Evento 353</w:t>
       </w:r>
       <w:r>
         <w:rPr>
           <w:sz w:val="22"/>
         </w:rPr>
-        <w:t xml:space="preserve">, em </w:t>
+        <w:t xml:space="preserve">, em 31 de julho: </w:t>
       </w:r>
       <w:r>
         <w:rPr>
           <w:b/>
           <w:sz w:val="22"/>
         </w:rPr>
-        <w:t>14 de junho de 2024</w:t>
+        <w:t>conclusos para decisão</w:t>
       </w:r>
       <w:r>
         <w:rPr>
@@ -970,20 +751,14 @@
         <w:rPr>
           <w:sz w:val="22"/>
         </w:rPr>
-        <w:t xml:space="preserve">Excelências: o artigo 508 do Código de Processo Civil diz que, transitada em julgado a decisão de mérito, </w:t>
+        <w:t xml:space="preserve">Vale dizer: </w:t>
       </w:r>
       <w:r>
         <w:rPr>
           <w:b/>
           <w:sz w:val="22"/>
         </w:rPr>
-        <w:t>consideram-se deduzidas e repelidas todas as alegações que a parte poderia opor</w:t>
-      </w:r>
-      <w:r>
-        <w:rPr>
-          <w:sz w:val="22"/>
-        </w:rPr>
-        <w:t>. É exatamente este caso.</w:t>
+        <w:t>a exata controvérsia que o agravante quer ver resolvida aqui está, neste momento, concluso na mesa do Juiz de primeiro grau.</w:t>
       </w:r>
     </w:p>
     <w:p>
@@ -1001,42 +776,40 @@
         <w:rPr>
           <w:sz w:val="22"/>
         </w:rPr>
-        <w:t xml:space="preserve">Quem está tentando rediscutir a extensão do título, </w:t>
+        <w:t xml:space="preserve">Julgá-la agora seria </w:t>
       </w:r>
       <w:r>
         <w:rPr>
           <w:b/>
           <w:sz w:val="22"/>
         </w:rPr>
-        <w:t>quatro anos depois</w:t>
+        <w:t>suprimir um grau de jurisdição</w:t>
       </w:r>
       <w:r>
         <w:rPr>
           <w:sz w:val="22"/>
         </w:rPr>
-        <w:t xml:space="preserve">, pela via estreitíssima da impugnação ao cumprimento de sentença, </w:t>
+        <w:t xml:space="preserve"> e </w:t>
       </w:r>
       <w:r>
         <w:rPr>
           <w:b/>
           <w:sz w:val="22"/>
         </w:rPr>
-        <w:t>não somos nós</w:t>
+        <w:t>prejulgar</w:t>
       </w:r>
       <w:r>
         <w:rPr>
           <w:sz w:val="22"/>
         </w:rPr>
-        <w:t>."</w:t>
+        <w:t xml:space="preserve"> a suficiência de uma prestação de contas cuja análise ainda nem começou.</w:t>
       </w:r>
     </w:p>
     <w:p>
-      <w:r>
-        <w:rPr>
-          <w:b/>
-        </w:rPr>
-        <w:t>🔑 Frase de fecho do bloco:</w:t>
-      </w:r>
+      <w:pPr>
+        <w:spacing w:line="240" w:lineRule="auto" w:after="120"/>
+        <w:ind w:left="1134"/>
+      </w:pPr>
     </w:p>
     <w:p>
       <w:pPr>
@@ -1045,30 +818,56 @@
       </w:pPr>
       <w:r>
         <w:rPr>
+          <w:sz w:val="22"/>
+        </w:rPr>
+        <w:t xml:space="preserve">E não há urgência alguma: a liminar do evento 7 já suspendeu os atos expropriatórios, e o Juízo </w:t>
+      </w:r>
+      <w:r>
+        <w:rPr>
+          <w:b/>
+          <w:sz w:val="22"/>
+        </w:rPr>
+        <w:t>não designou leilão</w:t>
+      </w:r>
+      <w:r>
+        <w:rPr>
+          <w:sz w:val="22"/>
+        </w:rPr>
+        <w:t xml:space="preserve">. </w:t>
+      </w:r>
+      <w:r>
+        <w:rPr>
+          <w:b/>
+          <w:sz w:val="22"/>
+        </w:rPr>
+        <w:t>O risco que o agravante alegou não existe mais.</w:t>
+      </w:r>
+      <w:r>
+        <w:rPr>
+          <w:sz w:val="22"/>
+        </w:rPr>
+        <w:t>"</w:t>
+      </w:r>
+    </w:p>
+    <w:p>
+      <w:r>
+        <w:rPr>
+          <w:b/>
+        </w:rPr>
+        <w:t>🔑 Fecho do bloco:</w:t>
+      </w:r>
+    </w:p>
+    <w:p>
+      <w:pPr>
+        <w:spacing w:line="240" w:lineRule="auto" w:after="120"/>
+        <w:ind w:left="1134"/>
+      </w:pPr>
+      <w:r>
+        <w:rPr>
           <w:i/>
           <w:sz w:val="22"/>
         </w:rPr>
-        <w:t>"A preclusão, nestes autos, opera contra o agravante — não contra a herdeira que ainda espera há onze anos."</w:t>
-      </w:r>
-    </w:p>
-    <w:p>
-      <w:r>
-        <w:rPr>
-          <w:i/>
-        </w:rPr>
-        <w:t>(Se couber, com moderação e sem personalizar:)</w:t>
-      </w:r>
-    </w:p>
-    <w:p>
-      <w:pPr>
-        <w:spacing w:line="240" w:lineRule="auto" w:after="120"/>
-        <w:ind w:left="1134"/>
-      </w:pPr>
-      <w:r>
-        <w:rPr>
-          <w:sz w:val="22"/>
-        </w:rPr>
-        <w:t>"E permito-me um registro objetivo: o próprio subscritor do recurso foi quem conduziu e chancelou juridicamente o inventário extrajudicial que originou este condomínio. Questionar hoje a extensão daquela partilha é comportamento contraditório, vedado pelo artigo 5º do CPC."</w:t>
+        <w:t>"Por isso o pedido principal da agravada é o não conhecimento do recurso, nesse ponto, por perda superveniente de objeto."</w:t>
       </w:r>
     </w:p>
     <w:p>
@@ -1089,20 +888,45 @@
           <w:b/>
           <w:sz w:val="25"/>
         </w:rPr>
-        <w:t>BLOCO 3 — MÉRITO: A FAZENDA PALMEIRA SEMPRE ESTEVE DENTRO DO TÍTULO (4 minutos)</w:t>
+        <w:t>BLOCO 2 — A PRECLUSÃO É DELE, E QUEM CERTIFICOU FOI O JUIZ (3 min) ★ O ARGUMENTO QUE VIRA O JOGO</w:t>
       </w:r>
     </w:p>
     <w:p>
       <w:pPr>
-        <w:spacing w:before="240" w:after="120"/>
-        <w:jc w:val="left"/>
-      </w:pPr>
+        <w:spacing w:line="240" w:lineRule="auto" w:after="120"/>
+        <w:ind w:left="1134"/>
+      </w:pPr>
+      <w:r>
+        <w:rPr>
+          <w:sz w:val="22"/>
+        </w:rPr>
+        <w:t>"</w:t>
+      </w:r>
       <w:r>
         <w:rPr>
           <w:b/>
-          <w:sz w:val="24"/>
-        </w:rPr>
-        <w:t>3.1 — Leia o dispositivo com o dedo na linha (90 s)</w:t>
+          <w:sz w:val="22"/>
+        </w:rPr>
+        <w:t>Segundo ponto.</w:t>
+      </w:r>
+      <w:r>
+        <w:rPr>
+          <w:sz w:val="22"/>
+        </w:rPr>
+        <w:t xml:space="preserve"> O agravante diz, do início ao fim do recurso, que </w:t>
+      </w:r>
+      <w:r>
+        <w:rPr>
+          <w:b/>
+          <w:sz w:val="22"/>
+        </w:rPr>
+        <w:t>nós</w:t>
+      </w:r>
+      <w:r>
+        <w:rPr>
+          <w:sz w:val="22"/>
+        </w:rPr>
+        <w:t xml:space="preserve"> estaríamos afrontando a coisa julgada. A realidade dos autos é a oposta.</w:t>
       </w:r>
     </w:p>
     <w:p>
@@ -1110,18 +934,30 @@
         <w:spacing w:line="240" w:lineRule="auto" w:after="120"/>
         <w:ind w:left="1134"/>
       </w:pPr>
+    </w:p>
+    <w:p>
+      <w:pPr>
+        <w:spacing w:line="240" w:lineRule="auto" w:after="120"/>
+        <w:ind w:left="1134"/>
+      </w:pPr>
       <w:r>
         <w:rPr>
           <w:sz w:val="22"/>
         </w:rPr>
-        <w:t>"</w:t>
+        <w:t xml:space="preserve">Ele </w:t>
       </w:r>
       <w:r>
         <w:rPr>
           <w:b/>
           <w:sz w:val="22"/>
         </w:rPr>
-        <w:t>Terceiro ponto, Excelências: no mérito, não há pedido novo nenhum.</w:t>
+        <w:t>apelou</w:t>
+      </w:r>
+      <w:r>
+        <w:rPr>
+          <w:sz w:val="22"/>
+        </w:rPr>
+        <w:t xml:space="preserve"> da sentença do evento 137. Tinha ali — e só ali — a oportunidade de dizer que o título não alcançava a Fazenda Palmeira, que a condenação se limitava aos imóveis urbanos, que a prestação de contas não abrangia o produto da venda de bens do acervo.</w:t>
       </w:r>
     </w:p>
     <w:p>
@@ -1137,22 +973,10 @@
       </w:pPr>
       <w:r>
         <w:rPr>
-          <w:sz w:val="22"/>
-        </w:rPr>
-        <w:t xml:space="preserve">O agravante lê a sentença pela metade. Peço licença para lê-la inteira. São </w:t>
-      </w:r>
-      <w:r>
-        <w:rPr>
           <w:b/>
           <w:sz w:val="22"/>
         </w:rPr>
-        <w:t>dois comandos distintos</w:t>
-      </w:r>
-      <w:r>
-        <w:rPr>
-          <w:sz w:val="22"/>
-        </w:rPr>
-        <w:t>:</w:t>
+        <w:t>Não disse uma palavra sobre nada disso.</w:t>
       </w:r>
     </w:p>
     <w:p>
@@ -1170,20 +994,38 @@
         <w:rPr>
           <w:sz w:val="22"/>
         </w:rPr>
+        <w:t xml:space="preserve">E, Excelências, não preciso pedir que acreditem em mim. </w:t>
+      </w:r>
+      <w:r>
+        <w:rPr>
+          <w:b/>
+          <w:sz w:val="22"/>
+        </w:rPr>
+        <w:t>Quem certificou isso foi o próprio Juízo de origem.</w:t>
+      </w:r>
+      <w:r>
+        <w:rPr>
+          <w:sz w:val="22"/>
+        </w:rPr>
+        <w:t xml:space="preserve"> Na sentença do evento 156 dos autos nº 0006601-11.2022.8.27.2722 — ação conexa, mesmas partes, mesmos imóveis — o Magistrado Nilson Afonso da Silva registrou, textualmente:</w:t>
+      </w:r>
+    </w:p>
+    <w:p>
+      <w:pPr>
+        <w:spacing w:line="240" w:lineRule="auto" w:after="120"/>
+        <w:ind w:left="1134"/>
+      </w:pPr>
+    </w:p>
+    <w:p>
+      <w:pPr>
+        <w:spacing w:line="240" w:lineRule="auto" w:after="120"/>
+        <w:ind w:left="1134"/>
+      </w:pPr>
+      <w:r>
+        <w:rPr>
+          <w:sz w:val="22"/>
+        </w:rPr>
         <w:t xml:space="preserve">&gt; </w:t>
-      </w:r>
-      <w:r>
-        <w:rPr>
-          <w:i/>
-          <w:sz w:val="22"/>
-        </w:rPr>
-        <w:t>'EXTINGUIR o condomínio existente sobre</w:t>
-      </w:r>
-      <w:r>
-        <w:rPr>
-          <w:sz w:val="22"/>
-        </w:rPr>
-        <w:t xml:space="preserve"> </w:t>
       </w:r>
       <w:r>
         <w:rPr>
@@ -1191,45 +1033,32 @@
           <w:i/>
           <w:sz w:val="22"/>
         </w:rPr>
-        <w:t>os imóveis que compõem a partilha do espólio</w:t>
+        <w:t>'Registro que embora o requerido tenha apelado da decisão, o objeto do apelo se limitou à condenação sucumbencial, tendo a sentença transitado em julgado em 14/06/2024.'</w:t>
+      </w:r>
+    </w:p>
+    <w:p>
+      <w:pPr>
+        <w:spacing w:line="240" w:lineRule="auto" w:after="120"/>
+        <w:ind w:left="1134"/>
+      </w:pPr>
+    </w:p>
+    <w:p>
+      <w:pPr>
+        <w:spacing w:line="240" w:lineRule="auto" w:after="120"/>
+        <w:ind w:left="1134"/>
+      </w:pPr>
+      <w:r>
+        <w:rPr>
+          <w:sz w:val="22"/>
+        </w:rPr>
+        <w:t xml:space="preserve">No mesmo sentido, o relatório do eminente Desembargador Helvécio de Brito Maia Neto, no evento 8 daquela apelação: </w:t>
       </w:r>
       <w:r>
         <w:rPr>
           <w:i/>
           <w:sz w:val="22"/>
         </w:rPr>
-        <w:t>, descritos na escritura pública de inventário e partilha';</w:t>
-      </w:r>
-    </w:p>
-    <w:p>
-      <w:pPr>
-        <w:spacing w:line="240" w:lineRule="auto" w:after="120"/>
-        <w:ind w:left="1134"/>
-      </w:pPr>
-      <w:r>
-        <w:rPr>
-          <w:sz w:val="22"/>
-        </w:rPr>
-        <w:t>&gt;</w:t>
-      </w:r>
-    </w:p>
-    <w:p>
-      <w:pPr>
-        <w:spacing w:line="240" w:lineRule="auto" w:after="120"/>
-        <w:ind w:left="1134"/>
-      </w:pPr>
-      <w:r>
-        <w:rPr>
-          <w:sz w:val="22"/>
-        </w:rPr>
-        <w:t xml:space="preserve">&gt; </w:t>
-      </w:r>
-      <w:r>
-        <w:rPr>
-          <w:i/>
-          <w:sz w:val="22"/>
-        </w:rPr>
-        <w:t>'DETERMINAR a alienação judicial</w:t>
+        <w:t>'No presente apelo o recorrente</w:t>
       </w:r>
       <w:r>
         <w:rPr>
@@ -1243,20 +1072,14 @@
           <w:i/>
           <w:sz w:val="22"/>
         </w:rPr>
-        <w:t>dos imóveis urbanos</w:t>
-      </w:r>
-      <w:r>
-        <w:rPr>
-          <w:sz w:val="22"/>
-        </w:rPr>
-        <w:t xml:space="preserve"> </w:t>
+        <w:t>questiona apenas a sua condenação ao pagamento dos honorários de sucumbência</w:t>
       </w:r>
       <w:r>
         <w:rPr>
           <w:i/>
           <w:sz w:val="22"/>
         </w:rPr>
-        <w:t>que compõem a partilha.'</w:t>
+        <w:t>.'</w:t>
       </w:r>
     </w:p>
     <w:p>
@@ -1274,33 +1097,46 @@
         <w:rPr>
           <w:sz w:val="22"/>
         </w:rPr>
-        <w:t xml:space="preserve">O </w:t>
+        <w:t xml:space="preserve">O apelo foi </w:t>
       </w:r>
       <w:r>
         <w:rPr>
           <w:b/>
           <w:sz w:val="22"/>
         </w:rPr>
-        <w:t>primeiro</w:t>
+        <w:t>desprovido por unanimidade em 8 de maio de 2024</w:t>
       </w:r>
       <w:r>
         <w:rPr>
           <w:sz w:val="22"/>
         </w:rPr>
-        <w:t xml:space="preserve"> comando — extinguir o condomínio — alcança </w:t>
+        <w:t xml:space="preserve">, com majoração dos honorários para 12%, e a sentença transitou em julgado </w:t>
       </w:r>
       <w:r>
         <w:rPr>
           <w:b/>
           <w:sz w:val="22"/>
         </w:rPr>
-        <w:t>todos</w:t>
+        <w:t>inteira e sem ressalva</w:t>
       </w:r>
       <w:r>
         <w:rPr>
           <w:sz w:val="22"/>
         </w:rPr>
-        <w:t xml:space="preserve"> os imóveis da partilha.</w:t>
+        <w:t xml:space="preserve"> em </w:t>
+      </w:r>
+      <w:r>
+        <w:rPr>
+          <w:b/>
+          <w:sz w:val="22"/>
+        </w:rPr>
+        <w:t>14 de junho de 2024</w:t>
+      </w:r>
+      <w:r>
+        <w:rPr>
+          <w:sz w:val="22"/>
+        </w:rPr>
+        <w:t>.</w:t>
       </w:r>
     </w:p>
     <w:p>
@@ -1308,50 +1144,38 @@
         <w:spacing w:line="240" w:lineRule="auto" w:after="120"/>
         <w:ind w:left="1134"/>
       </w:pPr>
+    </w:p>
+    <w:p>
+      <w:pPr>
+        <w:spacing w:line="240" w:lineRule="auto" w:after="120"/>
+        <w:ind w:left="1134"/>
+      </w:pPr>
       <w:r>
         <w:rPr>
           <w:sz w:val="22"/>
         </w:rPr>
-        <w:t xml:space="preserve">O </w:t>
+        <w:t xml:space="preserve">O artigo 508 do Código de Processo Civil diz que, transitada em julgado a decisão de mérito, </w:t>
       </w:r>
       <w:r>
         <w:rPr>
           <w:b/>
           <w:sz w:val="22"/>
         </w:rPr>
-        <w:t>segundo</w:t>
+        <w:t>consideram-se deduzidas e repelidas todas as alegações que a parte poderia opor</w:t>
       </w:r>
       <w:r>
         <w:rPr>
           <w:sz w:val="22"/>
         </w:rPr>
-        <w:t xml:space="preserve"> — a modalidade de alienação judicial — alcança só os urbanos. </w:t>
-      </w:r>
-      <w:r>
-        <w:rPr>
-          <w:b/>
-          <w:sz w:val="22"/>
-        </w:rPr>
-        <w:t>E por uma razão óbvia e documentada: o único imóvel rural do acervo, a Fazenda Palmeira, já tinha sido alienado a terceiro. Não havia como aliená-lo de novo.</w:t>
-      </w:r>
-      <w:r>
-        <w:rPr>
-          <w:sz w:val="22"/>
-        </w:rPr>
-        <w:t>"</w:t>
+        <w:t>. É exatamente este caso."</w:t>
       </w:r>
     </w:p>
     <w:p>
-      <w:pPr>
-        <w:spacing w:before="240" w:after="120"/>
-        <w:jc w:val="left"/>
-      </w:pPr>
       <w:r>
         <w:rPr>
           <w:b/>
-          <w:sz w:val="24"/>
-        </w:rPr>
-        <w:t>3.2 — A prova registral (60 s) ★ MOSTRE A MATRÍCULA</w:t>
+        </w:rPr>
+        <w:t>🔑 Fecho do bloco:</w:t>
       </w:r>
     </w:p>
     <w:p>
@@ -1361,470 +1185,10 @@
       </w:pPr>
       <w:r>
         <w:rPr>
-          <w:sz w:val="22"/>
-        </w:rPr>
-        <w:t xml:space="preserve">"E que a Fazenda Palmeira integra a partilha não é tese: é </w:t>
-      </w:r>
-      <w:r>
-        <w:rPr>
-          <w:b/>
-          <w:sz w:val="22"/>
-        </w:rPr>
-        <w:t>registro público</w:t>
-      </w:r>
-      <w:r>
-        <w:rPr>
-          <w:sz w:val="22"/>
-        </w:rPr>
-        <w:t>.</w:t>
-      </w:r>
-    </w:p>
-    <w:p>
-      <w:pPr>
-        <w:spacing w:line="240" w:lineRule="auto" w:after="120"/>
-        <w:ind w:left="1134"/>
-      </w:pPr>
-    </w:p>
-    <w:p>
-      <w:pPr>
-        <w:spacing w:line="240" w:lineRule="auto" w:after="120"/>
-        <w:ind w:left="1134"/>
-      </w:pPr>
-      <w:r>
-        <w:rPr>
-          <w:b/>
-          <w:sz w:val="22"/>
-        </w:rPr>
-        <w:t>Matrícula nº 6.631</w:t>
-      </w:r>
-      <w:r>
-        <w:rPr>
-          <w:sz w:val="22"/>
-        </w:rPr>
-        <w:t xml:space="preserve"> do Registro de Imóveis de Formoso do Araguaia. </w:t>
-      </w:r>
-      <w:r>
-        <w:rPr>
-          <w:b/>
-          <w:sz w:val="22"/>
-        </w:rPr>
-        <w:t>R-9, de 29 de abril de 2015.</w:t>
-      </w:r>
-      <w:r>
-        <w:rPr>
-          <w:sz w:val="22"/>
-        </w:rPr>
-        <w:t xml:space="preserve"> Título: </w:t>
-      </w:r>
-      <w:r>
-        <w:rPr>
           <w:i/>
           <w:sz w:val="22"/>
         </w:rPr>
-        <w:t>Escritura Pública de Inventário e Partilha do Espólio de Aquiles Gonçalves Arruda</w:t>
-      </w:r>
-      <w:r>
-        <w:rPr>
-          <w:sz w:val="22"/>
-        </w:rPr>
-        <w:t xml:space="preserve">. E o registro nomeia, um a um, os adquirentes: 50% à meeira Terezinha; 7,15% a Berivaldo e a Raimundo; e </w:t>
-      </w:r>
-      <w:r>
-        <w:rPr>
-          <w:b/>
-          <w:sz w:val="22"/>
-        </w:rPr>
-        <w:t>7,14% a Berenice, Berilene, MAGNÓLIA RODRIGUES COSTA, Maristela e Marlem</w:t>
-      </w:r>
-      <w:r>
-        <w:rPr>
-          <w:sz w:val="22"/>
-        </w:rPr>
-        <w:t>.</w:t>
-      </w:r>
-    </w:p>
-    <w:p>
-      <w:pPr>
-        <w:spacing w:line="240" w:lineRule="auto" w:after="120"/>
-        <w:ind w:left="1134"/>
-      </w:pPr>
-    </w:p>
-    <w:p>
-      <w:pPr>
-        <w:spacing w:line="240" w:lineRule="auto" w:after="120"/>
-        <w:ind w:left="1134"/>
-      </w:pPr>
-      <w:r>
-        <w:rPr>
-          <w:b/>
-          <w:sz w:val="22"/>
-        </w:rPr>
-        <w:t>Minha constituinte é condômina registrada de 7,14% de uma fazenda de 791 hectares.</w:t>
-      </w:r>
-      <w:r>
-        <w:rPr>
-          <w:sz w:val="22"/>
-        </w:rPr>
-        <w:t xml:space="preserve"> Isso está na matrícula, Excelências. E é a mesmíssima escritura a que a sentença faz remissão expressa."</w:t>
-      </w:r>
-    </w:p>
-    <w:p>
-      <w:pPr>
-        <w:spacing w:before="240" w:after="120"/>
-        <w:jc w:val="left"/>
-      </w:pPr>
-      <w:r>
-        <w:rPr>
-          <w:b/>
-          <w:sz w:val="24"/>
-        </w:rPr>
-        <w:t>3.3 — Sub-rogação real (45 s)</w:t>
-      </w:r>
-    </w:p>
-    <w:p>
-      <w:pPr>
-        <w:spacing w:line="240" w:lineRule="auto" w:after="120"/>
-        <w:ind w:left="1134"/>
-      </w:pPr>
-      <w:r>
-        <w:rPr>
-          <w:sz w:val="22"/>
-        </w:rPr>
-        <w:t xml:space="preserve">"E quando o bem comum já foi vendido antes da divisão, o Código Civil resolve em uma linha — artigo 1.322: </w:t>
-      </w:r>
-      <w:r>
-        <w:rPr>
-          <w:i/>
-          <w:sz w:val="22"/>
-        </w:rPr>
-        <w:t>'será vendida e repartido o apurado'</w:t>
-      </w:r>
-      <w:r>
-        <w:rPr>
-          <w:sz w:val="22"/>
-        </w:rPr>
-        <w:t>.</w:t>
-      </w:r>
-    </w:p>
-    <w:p>
-      <w:pPr>
-        <w:spacing w:line="240" w:lineRule="auto" w:after="120"/>
-        <w:ind w:left="1134"/>
-      </w:pPr>
-    </w:p>
-    <w:p>
-      <w:pPr>
-        <w:spacing w:line="240" w:lineRule="auto" w:after="120"/>
-        <w:ind w:left="1134"/>
-      </w:pPr>
-      <w:r>
-        <w:rPr>
-          <w:sz w:val="22"/>
-        </w:rPr>
-        <w:t xml:space="preserve">Opera-se </w:t>
-      </w:r>
-      <w:r>
-        <w:rPr>
-          <w:b/>
-          <w:sz w:val="22"/>
-        </w:rPr>
-        <w:t>sub-rogação real</w:t>
-      </w:r>
-      <w:r>
-        <w:rPr>
-          <w:sz w:val="22"/>
-        </w:rPr>
-        <w:t xml:space="preserve">: </w:t>
-      </w:r>
-      <w:r>
-        <w:rPr>
-          <w:b/>
-          <w:sz w:val="22"/>
-        </w:rPr>
-        <w:t>o preço ocupa o lugar da coisa</w:t>
-      </w:r>
-      <w:r>
-        <w:rPr>
-          <w:sz w:val="22"/>
-        </w:rPr>
-        <w:t>. A fração ideal da condômina se converte em fração ideal sobre o produto.</w:t>
-      </w:r>
-    </w:p>
-    <w:p>
-      <w:pPr>
-        <w:spacing w:line="240" w:lineRule="auto" w:after="120"/>
-        <w:ind w:left="1134"/>
-      </w:pPr>
-    </w:p>
-    <w:p>
-      <w:pPr>
-        <w:spacing w:line="240" w:lineRule="auto" w:after="120"/>
-        <w:ind w:left="1134"/>
-      </w:pPr>
-      <w:r>
-        <w:rPr>
-          <w:sz w:val="22"/>
-        </w:rPr>
-        <w:t xml:space="preserve">Reconhecer isso </w:t>
-      </w:r>
-      <w:r>
-        <w:rPr>
-          <w:b/>
-          <w:sz w:val="22"/>
-        </w:rPr>
-        <w:t>não acrescenta nada ao título</w:t>
-      </w:r>
-      <w:r>
-        <w:rPr>
-          <w:sz w:val="22"/>
-        </w:rPr>
-        <w:t>. É executar o título como ele é. O contrário — extinguir o condomínio sobre todos os imóveis e negar à condômina qualquer participação no valor de um deles — seria enriquecimento sem causa, artigo 884 do Código Civil."</w:t>
-      </w:r>
-    </w:p>
-    <w:p>
-      <w:pPr>
-        <w:spacing w:before="240" w:after="120"/>
-        <w:jc w:val="left"/>
-      </w:pPr>
-      <w:r>
-        <w:rPr>
-          <w:b/>
-          <w:sz w:val="24"/>
-        </w:rPr>
-        <w:t>3.4 — O valor é dele, não nosso (45 s) ★ A ESTOCADA</w:t>
-      </w:r>
-    </w:p>
-    <w:p>
-      <w:pPr>
-        <w:spacing w:line="240" w:lineRule="auto" w:after="120"/>
-        <w:ind w:left="1134"/>
-      </w:pPr>
-      <w:r>
-        <w:rPr>
-          <w:sz w:val="22"/>
-        </w:rPr>
-        <w:t>"E há um ponto, Excelências, que peço especial atenção.</w:t>
-      </w:r>
-    </w:p>
-    <w:p>
-      <w:pPr>
-        <w:spacing w:line="240" w:lineRule="auto" w:after="120"/>
-        <w:ind w:left="1134"/>
-      </w:pPr>
-    </w:p>
-    <w:p>
-      <w:pPr>
-        <w:spacing w:line="240" w:lineRule="auto" w:after="120"/>
-        <w:ind w:left="1134"/>
-      </w:pPr>
-      <w:r>
-        <w:rPr>
-          <w:sz w:val="22"/>
-        </w:rPr>
-        <w:t xml:space="preserve">O agravante diz que o valor cobrado é invenção da exequente. </w:t>
-      </w:r>
-      <w:r>
-        <w:rPr>
-          <w:b/>
-          <w:sz w:val="22"/>
-        </w:rPr>
-        <w:t>Não é. É afirmação dele próprio.</w:t>
-      </w:r>
-    </w:p>
-    <w:p>
-      <w:pPr>
-        <w:spacing w:line="240" w:lineRule="auto" w:after="120"/>
-        <w:ind w:left="1134"/>
-      </w:pPr>
-    </w:p>
-    <w:p>
-      <w:pPr>
-        <w:spacing w:line="240" w:lineRule="auto" w:after="120"/>
-        <w:ind w:left="1134"/>
-      </w:pPr>
-      <w:r>
-        <w:rPr>
-          <w:sz w:val="22"/>
-        </w:rPr>
-        <w:t xml:space="preserve">A Fazenda Palmeira foi alienada por </w:t>
-      </w:r>
-      <w:r>
-        <w:rPr>
-          <w:b/>
-          <w:sz w:val="22"/>
-        </w:rPr>
-        <w:t>R$ 3.500.000,00</w:t>
-      </w:r>
-      <w:r>
-        <w:rPr>
-          <w:sz w:val="22"/>
-        </w:rPr>
-        <w:t xml:space="preserve">, preço depositado em </w:t>
-      </w:r>
-      <w:r>
-        <w:rPr>
-          <w:b/>
-          <w:sz w:val="22"/>
-        </w:rPr>
-        <w:t>conta judicial</w:t>
-      </w:r>
-      <w:r>
-        <w:rPr>
-          <w:sz w:val="22"/>
-        </w:rPr>
-        <w:t xml:space="preserve"> nos autos da petição de herança nº 0009192-87.2015, para readequação da partilha após o reconhecimento de herdeiros unilaterais.</w:t>
-      </w:r>
-    </w:p>
-    <w:p>
-      <w:pPr>
-        <w:spacing w:line="240" w:lineRule="auto" w:after="120"/>
-        <w:ind w:left="1134"/>
-      </w:pPr>
-    </w:p>
-    <w:p>
-      <w:pPr>
-        <w:spacing w:line="240" w:lineRule="auto" w:after="120"/>
-        <w:ind w:left="1134"/>
-      </w:pPr>
-      <w:r>
-        <w:rPr>
-          <w:sz w:val="22"/>
-        </w:rPr>
-        <w:t xml:space="preserve">E em petição de </w:t>
-      </w:r>
-      <w:r>
-        <w:rPr>
-          <w:b/>
-          <w:sz w:val="22"/>
-        </w:rPr>
-        <w:t>15 de novembro de 2020</w:t>
-      </w:r>
-      <w:r>
-        <w:rPr>
-          <w:sz w:val="22"/>
-        </w:rPr>
-        <w:t xml:space="preserve">, naqueles autos, foi o </w:t>
-      </w:r>
-      <w:r>
-        <w:rPr>
-          <w:b/>
-          <w:sz w:val="22"/>
-        </w:rPr>
-        <w:t>próprio agravante</w:t>
-      </w:r>
-      <w:r>
-        <w:rPr>
-          <w:sz w:val="22"/>
-        </w:rPr>
-        <w:t xml:space="preserve"> quem escreveu — cito:</w:t>
-      </w:r>
-    </w:p>
-    <w:p>
-      <w:pPr>
-        <w:spacing w:line="240" w:lineRule="auto" w:after="120"/>
-        <w:ind w:left="1134"/>
-      </w:pPr>
-    </w:p>
-    <w:p>
-      <w:pPr>
-        <w:spacing w:line="240" w:lineRule="auto" w:after="120"/>
-        <w:ind w:left="1134"/>
-      </w:pPr>
-      <w:r>
-        <w:rPr>
-          <w:sz w:val="22"/>
-        </w:rPr>
-        <w:t xml:space="preserve">&gt; </w:t>
-      </w:r>
-      <w:r>
-        <w:rPr>
-          <w:b/>
-          <w:i/>
-          <w:sz w:val="22"/>
-        </w:rPr>
-        <w:t>'Feita a partilha, coube a cada herdeiro o montante de R$ 290.068,53'</w:t>
-      </w:r>
-    </w:p>
-    <w:p>
-      <w:pPr>
-        <w:spacing w:line="240" w:lineRule="auto" w:after="120"/>
-        <w:ind w:left="1134"/>
-      </w:pPr>
-    </w:p>
-    <w:p>
-      <w:pPr>
-        <w:spacing w:line="240" w:lineRule="auto" w:after="120"/>
-        <w:ind w:left="1134"/>
-      </w:pPr>
-      <w:r>
-        <w:rPr>
-          <w:sz w:val="22"/>
-        </w:rPr>
-        <w:t xml:space="preserve">e, na mesma petição, que os herdeiros — e ele nomeia </w:t>
-      </w:r>
-      <w:r>
-        <w:rPr>
-          <w:b/>
-          <w:sz w:val="22"/>
-        </w:rPr>
-        <w:t>Magnólia</w:t>
-      </w:r>
-      <w:r>
-        <w:rPr>
-          <w:sz w:val="22"/>
-        </w:rPr>
-        <w:t xml:space="preserve"> entre eles — </w:t>
-      </w:r>
-      <w:r>
-        <w:rPr>
-          <w:b/>
-          <w:i/>
-          <w:sz w:val="22"/>
-        </w:rPr>
-        <w:t>'foram preteridos'</w:t>
-      </w:r>
-      <w:r>
-        <w:rPr>
-          <w:sz w:val="22"/>
-        </w:rPr>
-        <w:t xml:space="preserve"> na expedição dos alvarás.</w:t>
-      </w:r>
-    </w:p>
-    <w:p>
-      <w:pPr>
-        <w:spacing w:line="240" w:lineRule="auto" w:after="120"/>
-        <w:ind w:left="1134"/>
-      </w:pPr>
-    </w:p>
-    <w:p>
-      <w:pPr>
-        <w:spacing w:line="240" w:lineRule="auto" w:after="120"/>
-        <w:ind w:left="1134"/>
-      </w:pPr>
-      <w:r>
-        <w:rPr>
-          <w:b/>
-          <w:sz w:val="22"/>
-        </w:rPr>
-        <w:t>R$ 290.068,53 por herdeiro. Escrito por ele.</w:t>
-      </w:r>
-    </w:p>
-    <w:p>
-      <w:pPr>
-        <w:spacing w:line="240" w:lineRule="auto" w:after="120"/>
-        <w:ind w:left="1134"/>
-      </w:pPr>
-    </w:p>
-    <w:p>
-      <w:pPr>
-        <w:spacing w:line="240" w:lineRule="auto" w:after="120"/>
-        <w:ind w:left="1134"/>
-      </w:pPr>
-      <w:r>
-        <w:rPr>
-          <w:sz w:val="22"/>
-        </w:rPr>
-        <w:t>Minha constituinte recebeu, ao longo de onze anos: R$ 22.214,28 em gado e um sétimo de uma caminhonete; um trator de R$ 35.000,00; e um alvará de R$ 6.394,80."</w:t>
+        <w:t>"A preclusão, nestes autos, opera contra o agravante — não contra a herdeira que espera há onze anos."</w:t>
       </w:r>
     </w:p>
     <w:p>
@@ -1845,7 +1209,7 @@
           <w:b/>
           <w:sz w:val="25"/>
         </w:rPr>
-        <w:t>BLOCO 4 — O EXCESSO DE EXECUÇÃO: REFORMA IMPOSSÍVEL (1 minuto e 30)</w:t>
+        <w:t>BLOCO 3 — A EXTENSÃO DO TÍTULO JÁ FOI FIXADA — E PELO PRÓPRIO JUÍZO (2 min 30) ★ TRUNFO NOVO</w:t>
       </w:r>
     </w:p>
     <w:p>
@@ -1864,7 +1228,13 @@
           <w:b/>
           <w:sz w:val="22"/>
         </w:rPr>
-        <w:t>Excelências, encerro com o capítulo em que a reforma é juridicamente impossível.</w:t>
+        <w:t>Terceiro ponto</w:t>
+      </w:r>
+      <w:r>
+        <w:rPr>
+          <w:sz w:val="22"/>
+        </w:rPr>
+        <w:t>, Excelências, e aqui trago aos autos um elemento que talvez não tenha chegado ao gabinete com o destaque que merece.</w:t>
       </w:r>
     </w:p>
     <w:p>
@@ -1882,33 +1252,46 @@
         <w:rPr>
           <w:sz w:val="22"/>
         </w:rPr>
-        <w:t xml:space="preserve">O artigo 525, § 4º, do CPC exige que quem alega excesso de execução </w:t>
+        <w:t xml:space="preserve">Paralelamente à ação da minha constituinte, a viúva meeira e outros herdeiros ajuizaram a ação nº </w:t>
       </w:r>
       <w:r>
         <w:rPr>
           <w:b/>
           <w:sz w:val="22"/>
         </w:rPr>
-        <w:t>declare o valor que entende correto e apresente demonstrativo discriminado e atualizado</w:t>
+        <w:t>0006601-11.2022</w:t>
       </w:r>
       <w:r>
         <w:rPr>
           <w:sz w:val="22"/>
         </w:rPr>
-        <w:t xml:space="preserve">. E o § 5º é categórico: não apresentado o demonstrativo, a alegação </w:t>
+        <w:t xml:space="preserve">, também de extinção de condomínio, sobre quatro imóveis — </w:t>
       </w:r>
       <w:r>
         <w:rPr>
           <w:b/>
           <w:sz w:val="22"/>
         </w:rPr>
-        <w:t>'será rejeitada liminarmente, devendo a execução prosseguir pelo valor indicado pelo exequente'</w:t>
+        <w:t>inclusive o lote urbano de Formoso do Araguaia</w:t>
       </w:r>
       <w:r>
         <w:rPr>
           <w:sz w:val="22"/>
         </w:rPr>
-        <w:t>.</w:t>
+        <w:t xml:space="preserve">. Os feitos chegaram a ser </w:t>
+      </w:r>
+      <w:r>
+        <w:rPr>
+          <w:b/>
+          <w:sz w:val="22"/>
+        </w:rPr>
+        <w:t>reunidos para julgamento conjunto</w:t>
+      </w:r>
+      <w:r>
+        <w:rPr>
+          <w:sz w:val="22"/>
+        </w:rPr>
+        <w:t xml:space="preserve"> em maio de 2023.</w:t>
       </w:r>
     </w:p>
     <w:p>
@@ -1926,7 +1309,33 @@
         <w:rPr>
           <w:sz w:val="22"/>
         </w:rPr>
-        <w:t>É norma cogente. Não admite mitigação.</w:t>
+        <w:t xml:space="preserve">Pois bem: ao julgar aquela ação, na sentença do </w:t>
+      </w:r>
+      <w:r>
+        <w:rPr>
+          <w:b/>
+          <w:sz w:val="22"/>
+        </w:rPr>
+        <w:t>evento 156</w:t>
+      </w:r>
+      <w:r>
+        <w:rPr>
+          <w:sz w:val="22"/>
+        </w:rPr>
+        <w:t xml:space="preserve">, o mesmo Magistrado </w:t>
+      </w:r>
+      <w:r>
+        <w:rPr>
+          <w:b/>
+          <w:sz w:val="22"/>
+        </w:rPr>
+        <w:t>extinguiu-a por perda de objeto</w:t>
+      </w:r>
+      <w:r>
+        <w:rPr>
+          <w:sz w:val="22"/>
+        </w:rPr>
+        <w:t>, com esta fundamentação:</w:t>
       </w:r>
     </w:p>
     <w:p>
@@ -1944,14 +1353,46 @@
         <w:rPr>
           <w:sz w:val="22"/>
         </w:rPr>
-        <w:t xml:space="preserve">O agravante </w:t>
+        <w:t xml:space="preserve">&gt; </w:t>
+      </w:r>
+      <w:r>
+        <w:rPr>
+          <w:b/>
+          <w:i/>
+          <w:sz w:val="22"/>
+        </w:rPr>
+        <w:t>'Conforme acima transcrito a referida sentença já determinou a alienação judicial dos imóveis urbanos que compõem a partilha do espólio, descritos na escritura pública de inventário e partilha do espólio de Aquiles Gonçalves Arruda, com prévia avaliação pericial, sendo inquestionável a perda do objeto do presente feito.'</w:t>
+      </w:r>
+    </w:p>
+    <w:p>
+      <w:pPr>
+        <w:spacing w:line="240" w:lineRule="auto" w:after="120"/>
+        <w:ind w:left="1134"/>
+      </w:pPr>
+    </w:p>
+    <w:p>
+      <w:pPr>
+        <w:spacing w:line="240" w:lineRule="auto" w:after="120"/>
+        <w:ind w:left="1134"/>
+      </w:pPr>
+      <w:r>
+        <w:rPr>
+          <w:sz w:val="22"/>
+        </w:rPr>
+        <w:t xml:space="preserve">Ou seja, Excelências: </w:t>
       </w:r>
       <w:r>
         <w:rPr>
           <w:b/>
           <w:sz w:val="22"/>
         </w:rPr>
-        <w:t>não apresentou demonstrativo na impugnação do evento 309. Não apresentou nas razões do agravo. Não apresentou até hoje.</w:t>
+        <w:t>o Juízo de origem já interpretou o título — e o interpretou de forma ampla</w:t>
+      </w:r>
+      <w:r>
+        <w:rPr>
+          <w:sz w:val="22"/>
+        </w:rPr>
+        <w:t>, como abrangente de todos os imóveis urbanos descritos na escritura de partilha, onde quer que estejam. E extraiu daí consequência definitiva: extinguiu outra ação.</w:t>
       </w:r>
     </w:p>
     <w:p>
@@ -1967,22 +1408,10 @@
       </w:pPr>
       <w:r>
         <w:rPr>
-          <w:sz w:val="22"/>
-        </w:rPr>
-        <w:t xml:space="preserve">E — peço vênia para o registro — </w:t>
-      </w:r>
-      <w:r>
-        <w:rPr>
           <w:b/>
           <w:sz w:val="22"/>
         </w:rPr>
-        <w:t>o recurso sequer enfrenta esse fundamento</w:t>
-      </w:r>
-      <w:r>
-        <w:rPr>
-          <w:sz w:val="22"/>
-        </w:rPr>
-        <w:t>. Repete o discurso da extrapolação do título e passa ao largo do requisito legal cuja ausência motivou a rejeição.</w:t>
+        <w:t>O agravante não recorreu daquela sentença.</w:t>
       </w:r>
     </w:p>
     <w:p>
@@ -2000,20 +1429,46 @@
         <w:rPr>
           <w:sz w:val="22"/>
         </w:rPr>
-        <w:t xml:space="preserve">Esta Corte já decidiu exatamente assim, em acórdão da relatoria do Desembargador Helvécio de Brito Maia Neto — Agravo de Instrumento 0010192-13.2023.8.27.2700, julgado em 22/11/2023: </w:t>
-      </w:r>
-      <w:r>
-        <w:rPr>
-          <w:i/>
+        <w:t xml:space="preserve">Acrescento apenas, e sem pedir que Vossas Excelências decidam nada sobre isso, que a </w:t>
+      </w:r>
+      <w:r>
+        <w:rPr>
+          <w:b/>
           <w:sz w:val="22"/>
         </w:rPr>
-        <w:t>'a simples impugnação genérica a cálculos apresentados pelo exequente não se revela suficiente para reconhecimento de excesso de execução'</w:t>
+        <w:t>Fazenda Palmeira consta da mesma escritura de partilha</w:t>
       </w:r>
       <w:r>
         <w:rPr>
           <w:sz w:val="22"/>
         </w:rPr>
-        <w:t>."</w:t>
+        <w:t xml:space="preserve">: a matrícula 6.631 de Formoso do Araguaia, no R-9 de abril de 2015, registra minha constituinte com </w:t>
+      </w:r>
+      <w:r>
+        <w:rPr>
+          <w:b/>
+          <w:sz w:val="22"/>
+        </w:rPr>
+        <w:t>7,14%</w:t>
+      </w:r>
+      <w:r>
+        <w:rPr>
+          <w:sz w:val="22"/>
+        </w:rPr>
+        <w:t xml:space="preserve"> daquele imóvel. Discutir a destinação do produto daquele bem, portanto, </w:t>
+      </w:r>
+      <w:r>
+        <w:rPr>
+          <w:b/>
+          <w:sz w:val="22"/>
+        </w:rPr>
+        <w:t>não é matéria estranha ao título</w:t>
+      </w:r>
+      <w:r>
+        <w:rPr>
+          <w:sz w:val="22"/>
+        </w:rPr>
+        <w:t xml:space="preserve"> — é matéria da prestação de contas que o próprio título impôs. E que está sendo examinada no primeiro grau."</w:t>
       </w:r>
     </w:p>
     <w:p>
@@ -2034,7 +1489,7 @@
           <w:b/>
           <w:sz w:val="25"/>
         </w:rPr>
-        <w:t>BLOCO 5 — FECHAMENTO E PEDIDO (1 minuto)</w:t>
+        <w:t>BLOCO 4 — O EXCESSO DE EXECUÇÃO: REFORMA IMPOSSÍVEL (1 min 30)</w:t>
       </w:r>
     </w:p>
     <w:p>
@@ -2046,7 +1501,14 @@
         <w:rPr>
           <w:sz w:val="22"/>
         </w:rPr>
-        <w:t>"Excelências, para concluir.</w:t>
+        <w:t>"</w:t>
+      </w:r>
+      <w:r>
+        <w:rPr>
+          <w:b/>
+          <w:sz w:val="22"/>
+        </w:rPr>
+        <w:t>Excelências, o capítulo em que a reforma é juridicamente impossível.</w:t>
       </w:r>
     </w:p>
     <w:p>
@@ -2064,59 +1526,107 @@
         <w:rPr>
           <w:sz w:val="22"/>
         </w:rPr>
-        <w:t xml:space="preserve">Do outro lado desta tribuna há um inventariante que </w:t>
+        <w:t xml:space="preserve">O artigo 525, § 4º, do CPC exige que quem alega excesso de execução </w:t>
       </w:r>
       <w:r>
         <w:rPr>
           <w:b/>
           <w:sz w:val="22"/>
         </w:rPr>
-        <w:t>foi condenado a prestar contas em 2023</w:t>
+        <w:t>declare o valor que entende correto e apresente demonstrativo discriminado e atualizado</w:t>
       </w:r>
       <w:r>
         <w:rPr>
           <w:sz w:val="22"/>
         </w:rPr>
-        <w:t xml:space="preserve">, que </w:t>
+        <w:t xml:space="preserve">. E o § 5º é categórico: não apresentado o demonstrativo, a alegação </w:t>
       </w:r>
       <w:r>
         <w:rPr>
           <w:b/>
           <w:sz w:val="22"/>
         </w:rPr>
-        <w:t>não prestou</w:t>
+        <w:t>'será rejeitada liminarmente, devendo a execução prosseguir pelo valor indicado pelo exequente'</w:t>
       </w:r>
       <w:r>
         <w:rPr>
           <w:sz w:val="22"/>
         </w:rPr>
-        <w:t xml:space="preserve">, que </w:t>
+        <w:t>.</w:t>
+      </w:r>
+    </w:p>
+    <w:p>
+      <w:pPr>
+        <w:spacing w:line="240" w:lineRule="auto" w:after="120"/>
+        <w:ind w:left="1134"/>
+      </w:pPr>
+    </w:p>
+    <w:p>
+      <w:pPr>
+        <w:spacing w:line="240" w:lineRule="auto" w:after="120"/>
+        <w:ind w:left="1134"/>
+      </w:pPr>
+      <w:r>
+        <w:rPr>
+          <w:sz w:val="22"/>
+        </w:rPr>
+        <w:t>Norma cogente. Não admite mitigação.</w:t>
+      </w:r>
+    </w:p>
+    <w:p>
+      <w:pPr>
+        <w:spacing w:line="240" w:lineRule="auto" w:after="120"/>
+        <w:ind w:left="1134"/>
+      </w:pPr>
+    </w:p>
+    <w:p>
+      <w:pPr>
+        <w:spacing w:line="240" w:lineRule="auto" w:after="120"/>
+        <w:ind w:left="1134"/>
+      </w:pPr>
+      <w:r>
+        <w:rPr>
+          <w:sz w:val="22"/>
+        </w:rPr>
+        <w:t xml:space="preserve">O agravante </w:t>
       </w:r>
       <w:r>
         <w:rPr>
           <w:b/>
           <w:sz w:val="22"/>
         </w:rPr>
-        <w:t>apelou apenas de honorários</w:t>
-      </w:r>
+        <w:t>não apresentou demonstrativo na impugnação do evento 309. Não apresentou nas razões do agravo. Não apresentou até hoje.</w:t>
+      </w:r>
+    </w:p>
+    <w:p>
+      <w:pPr>
+        <w:spacing w:line="240" w:lineRule="auto" w:after="120"/>
+        <w:ind w:left="1134"/>
+      </w:pPr>
+    </w:p>
+    <w:p>
+      <w:pPr>
+        <w:spacing w:line="240" w:lineRule="auto" w:after="120"/>
+        <w:ind w:left="1134"/>
+      </w:pPr>
       <w:r>
         <w:rPr>
           <w:sz w:val="22"/>
         </w:rPr>
-        <w:t xml:space="preserve">, que </w:t>
+        <w:t xml:space="preserve">E — peço vênia para o registro — </w:t>
       </w:r>
       <w:r>
         <w:rPr>
           <w:b/>
           <w:sz w:val="22"/>
         </w:rPr>
-        <w:t>não apresentou um único demonstrativo de cálculo</w:t>
+        <w:t>o recurso sequer enfrenta esse fundamento</w:t>
       </w:r>
       <w:r>
         <w:rPr>
           <w:sz w:val="22"/>
         </w:rPr>
-        <w:t xml:space="preserve"> e que agora pede a este Tribunal que decida, em segundo grau e sem instrução, um crédito que o Juiz de primeiro grau está justamente analisando.</w:t>
+        <w:t>. Repete o discurso da extrapolação do título e passa ao largo do requisito legal cuja ausência motivou a rejeição.</w:t>
       </w:r>
     </w:p>
     <w:p>
@@ -2134,222 +1644,20 @@
         <w:rPr>
           <w:sz w:val="22"/>
         </w:rPr>
-        <w:t xml:space="preserve">Deste lado há uma </w:t>
-      </w:r>
-      <w:r>
-        <w:rPr>
-          <w:b/>
+        <w:t xml:space="preserve">Esta Corte já decidiu exatamente assim, em acórdão da relatoria do Desembargador Helvécio de Brito Maia Neto — Agravo de Instrumento 0010192-13.2023, julgado em 22/11/2023: </w:t>
+      </w:r>
+      <w:r>
+        <w:rPr>
+          <w:i/>
           <w:sz w:val="22"/>
         </w:rPr>
-        <w:t>senhora idosa</w:t>
+        <w:t>'a simples impugnação genérica a cálculos apresentados pelo exequente não se revela suficiente para reconhecimento de excesso de execução'</w:t>
       </w:r>
       <w:r>
         <w:rPr>
           <w:sz w:val="22"/>
         </w:rPr>
-        <w:t xml:space="preserve">, herdeira de 7,14%, cujo pai faleceu em fevereiro de 2015, que recebeu pouco mais de quarenta mil reais em onze anos, e a quem o próprio agravante reconheceu, por escrito, um quinhão de </w:t>
-      </w:r>
-      <w:r>
-        <w:rPr>
-          <w:b/>
-          <w:sz w:val="22"/>
-        </w:rPr>
-        <w:t>R$ 290.068,53</w:t>
-      </w:r>
-      <w:r>
-        <w:rPr>
-          <w:sz w:val="22"/>
-        </w:rPr>
-        <w:t>.</w:t>
-      </w:r>
-    </w:p>
-    <w:p>
-      <w:pPr>
-        <w:spacing w:line="240" w:lineRule="auto" w:after="120"/>
-        <w:ind w:left="1134"/>
-      </w:pPr>
-    </w:p>
-    <w:p>
-      <w:pPr>
-        <w:spacing w:line="240" w:lineRule="auto" w:after="120"/>
-        <w:ind w:left="1134"/>
-      </w:pPr>
-      <w:r>
-        <w:rPr>
-          <w:b/>
-          <w:sz w:val="22"/>
-        </w:rPr>
-        <w:t>Requeiro, portanto:</w:t>
-      </w:r>
-    </w:p>
-    <w:p>
-      <w:pPr>
-        <w:spacing w:line="240" w:lineRule="auto" w:after="120"/>
-        <w:ind w:left="1134"/>
-      </w:pPr>
-    </w:p>
-    <w:p>
-      <w:pPr>
-        <w:spacing w:line="240" w:lineRule="auto" w:after="120"/>
-        <w:ind w:left="1134"/>
-      </w:pPr>
-      <w:r>
-        <w:rPr>
-          <w:b/>
-          <w:sz w:val="22"/>
-        </w:rPr>
-        <w:t>primeiro</w:t>
-      </w:r>
-      <w:r>
-        <w:rPr>
-          <w:sz w:val="22"/>
-        </w:rPr>
-        <w:t xml:space="preserve">, o </w:t>
-      </w:r>
-      <w:r>
-        <w:rPr>
-          <w:b/>
-          <w:sz w:val="22"/>
-        </w:rPr>
-        <w:t>não conhecimento</w:t>
-      </w:r>
-      <w:r>
-        <w:rPr>
-          <w:sz w:val="22"/>
-        </w:rPr>
-        <w:t xml:space="preserve"> do recurso, no ponto central, por perda superveniente de objeto e vedação à supressão de instância;</w:t>
-      </w:r>
-    </w:p>
-    <w:p>
-      <w:pPr>
-        <w:spacing w:line="240" w:lineRule="auto" w:after="120"/>
-        <w:ind w:left="1134"/>
-      </w:pPr>
-    </w:p>
-    <w:p>
-      <w:pPr>
-        <w:spacing w:line="240" w:lineRule="auto" w:after="120"/>
-        <w:ind w:left="1134"/>
-      </w:pPr>
-      <w:r>
-        <w:rPr>
-          <w:b/>
-          <w:sz w:val="22"/>
-        </w:rPr>
-        <w:t>segundo</w:t>
-      </w:r>
-      <w:r>
-        <w:rPr>
-          <w:sz w:val="22"/>
-        </w:rPr>
-        <w:t xml:space="preserve">, subsidiariamente, o </w:t>
-      </w:r>
-      <w:r>
-        <w:rPr>
-          <w:b/>
-          <w:sz w:val="22"/>
-        </w:rPr>
-        <w:t>desprovimento integral</w:t>
-      </w:r>
-      <w:r>
-        <w:rPr>
-          <w:sz w:val="22"/>
-        </w:rPr>
-        <w:t>, mantida a decisão agravada por seus próprios fundamentos;</w:t>
-      </w:r>
-    </w:p>
-    <w:p>
-      <w:pPr>
-        <w:spacing w:line="240" w:lineRule="auto" w:after="120"/>
-        <w:ind w:left="1134"/>
-      </w:pPr>
-    </w:p>
-    <w:p>
-      <w:pPr>
-        <w:spacing w:line="240" w:lineRule="auto" w:after="120"/>
-        <w:ind w:left="1134"/>
-      </w:pPr>
-      <w:r>
-        <w:rPr>
-          <w:b/>
-          <w:sz w:val="22"/>
-        </w:rPr>
-        <w:t>terceiro</w:t>
-      </w:r>
-      <w:r>
-        <w:rPr>
-          <w:sz w:val="22"/>
-        </w:rPr>
-        <w:t xml:space="preserve">, a </w:t>
-      </w:r>
-      <w:r>
-        <w:rPr>
-          <w:b/>
-          <w:sz w:val="22"/>
-        </w:rPr>
-        <w:t>revogação do efeito suspensivo parcial</w:t>
-      </w:r>
-      <w:r>
-        <w:rPr>
-          <w:sz w:val="22"/>
-        </w:rPr>
-        <w:t xml:space="preserve"> do evento 7, porque hoje não há nem probabilidade de provimento nem risco de dano;</w:t>
-      </w:r>
-    </w:p>
-    <w:p>
-      <w:pPr>
-        <w:spacing w:line="240" w:lineRule="auto" w:after="120"/>
-        <w:ind w:left="1134"/>
-      </w:pPr>
-    </w:p>
-    <w:p>
-      <w:pPr>
-        <w:spacing w:line="240" w:lineRule="auto" w:after="120"/>
-        <w:ind w:left="1134"/>
-      </w:pPr>
-      <w:r>
-        <w:rPr>
-          <w:b/>
-          <w:sz w:val="22"/>
-        </w:rPr>
-        <w:t>quarto</w:t>
-      </w:r>
-      <w:r>
-        <w:rPr>
-          <w:sz w:val="22"/>
-        </w:rPr>
-        <w:t xml:space="preserve">, a </w:t>
-      </w:r>
-      <w:r>
-        <w:rPr>
-          <w:b/>
-          <w:sz w:val="22"/>
-        </w:rPr>
-        <w:t>majoração dos honorários recursais</w:t>
-      </w:r>
-      <w:r>
-        <w:rPr>
-          <w:sz w:val="22"/>
-        </w:rPr>
-        <w:t>, na forma do artigo 85, § 11, do CPC.</w:t>
-      </w:r>
-    </w:p>
-    <w:p>
-      <w:pPr>
-        <w:spacing w:line="240" w:lineRule="auto" w:after="120"/>
-        <w:ind w:left="1134"/>
-      </w:pPr>
-    </w:p>
-    <w:p>
-      <w:pPr>
-        <w:spacing w:line="240" w:lineRule="auto" w:after="120"/>
-        <w:ind w:left="1134"/>
-      </w:pPr>
-      <w:r>
-        <w:rPr>
-          <w:sz w:val="22"/>
-        </w:rPr>
-        <w:t>Agradeço a atenção de Vossas Excelências e peço vênia para me colocar à disposição para qualquer esclarecimento."</w:t>
+        <w:t>."</w:t>
       </w:r>
     </w:p>
     <w:p>
@@ -2362,6 +1670,377 @@
     </w:p>
     <w:p>
       <w:pPr>
+        <w:spacing w:before="240" w:after="120"/>
+        <w:jc w:val="left"/>
+      </w:pPr>
+      <w:r>
+        <w:rPr>
+          <w:b/>
+          <w:sz w:val="25"/>
+        </w:rPr>
+        <w:t>BLOCO 5 — FECHAMENTO E PEDIDO (1 min 30)</w:t>
+      </w:r>
+    </w:p>
+    <w:p>
+      <w:pPr>
+        <w:spacing w:line="240" w:lineRule="auto" w:after="120"/>
+        <w:ind w:left="1134"/>
+      </w:pPr>
+      <w:r>
+        <w:rPr>
+          <w:sz w:val="22"/>
+        </w:rPr>
+        <w:t>"Excelências, para concluir.</w:t>
+      </w:r>
+    </w:p>
+    <w:p>
+      <w:pPr>
+        <w:spacing w:line="240" w:lineRule="auto" w:after="120"/>
+        <w:ind w:left="1134"/>
+      </w:pPr>
+    </w:p>
+    <w:p>
+      <w:pPr>
+        <w:spacing w:line="240" w:lineRule="auto" w:after="120"/>
+        <w:ind w:left="1134"/>
+      </w:pPr>
+      <w:r>
+        <w:rPr>
+          <w:sz w:val="22"/>
+        </w:rPr>
+        <w:t xml:space="preserve">Há um ponto nestes autos que ninguém discute — nem o agravante. </w:t>
+      </w:r>
+      <w:r>
+        <w:rPr>
+          <w:b/>
+          <w:sz w:val="22"/>
+        </w:rPr>
+        <w:t>Minha constituinte é titular de 7,14% dos imóveis urbanos da partilha.</w:t>
+      </w:r>
+      <w:r>
+        <w:rPr>
+          <w:sz w:val="22"/>
+        </w:rPr>
+        <w:t xml:space="preserve"> É o que está registrado nas matrículas e é o que o próprio agravante afirma, expressamente, na petição do evento 347.</w:t>
+      </w:r>
+    </w:p>
+    <w:p>
+      <w:pPr>
+        <w:spacing w:line="240" w:lineRule="auto" w:after="120"/>
+        <w:ind w:left="1134"/>
+      </w:pPr>
+    </w:p>
+    <w:p>
+      <w:pPr>
+        <w:spacing w:line="240" w:lineRule="auto" w:after="120"/>
+        <w:ind w:left="1134"/>
+      </w:pPr>
+      <w:r>
+        <w:rPr>
+          <w:sz w:val="22"/>
+        </w:rPr>
+        <w:t xml:space="preserve">Esses imóveis foram judicialmente avaliados ao longo do cumprimento de sentença e somam hoje cerca de </w:t>
+      </w:r>
+      <w:r>
+        <w:rPr>
+          <w:b/>
+          <w:sz w:val="22"/>
+        </w:rPr>
+        <w:t>quatro milhões, novecentos e oitenta mil reais</w:t>
+      </w:r>
+      <w:r>
+        <w:rPr>
+          <w:sz w:val="22"/>
+        </w:rPr>
+        <w:t xml:space="preserve">. Sete vírgula quatorze por cento disso são aproximadamente </w:t>
+      </w:r>
+      <w:r>
+        <w:rPr>
+          <w:b/>
+          <w:sz w:val="22"/>
+        </w:rPr>
+        <w:t>trezentos e cinquenta e cinco mil reais</w:t>
+      </w:r>
+      <w:r>
+        <w:rPr>
+          <w:sz w:val="22"/>
+        </w:rPr>
+        <w:t xml:space="preserve"> — que ela </w:t>
+      </w:r>
+      <w:r>
+        <w:rPr>
+          <w:b/>
+          <w:sz w:val="22"/>
+        </w:rPr>
+        <w:t>não recebeu</w:t>
+      </w:r>
+      <w:r>
+        <w:rPr>
+          <w:sz w:val="22"/>
+        </w:rPr>
+        <w:t>, onze anos depois do inventário e mais de dois anos depois do trânsito em julgado.</w:t>
+      </w:r>
+    </w:p>
+    <w:p>
+      <w:pPr>
+        <w:spacing w:line="240" w:lineRule="auto" w:after="120"/>
+        <w:ind w:left="1134"/>
+      </w:pPr>
+    </w:p>
+    <w:p>
+      <w:pPr>
+        <w:spacing w:line="240" w:lineRule="auto" w:after="120"/>
+        <w:ind w:left="1134"/>
+      </w:pPr>
+      <w:r>
+        <w:rPr>
+          <w:sz w:val="22"/>
+        </w:rPr>
+        <w:t>Do outro lado desta tribuna há um inventariante condenado a prestar contas em 2023, que apelou apenas de honorários, que não apresentou um único demonstrativo de cálculo, e que agora pede a este Tribunal que decida, em segundo grau e sem instrução, matéria que o Juiz de primeiro grau tem conclusa desde 31 de julho.</w:t>
+      </w:r>
+    </w:p>
+    <w:p>
+      <w:pPr>
+        <w:spacing w:line="240" w:lineRule="auto" w:after="120"/>
+        <w:ind w:left="1134"/>
+      </w:pPr>
+    </w:p>
+    <w:p>
+      <w:pPr>
+        <w:spacing w:line="240" w:lineRule="auto" w:after="120"/>
+        <w:ind w:left="1134"/>
+      </w:pPr>
+      <w:r>
+        <w:rPr>
+          <w:b/>
+          <w:sz w:val="22"/>
+        </w:rPr>
+        <w:t>Requeiro, portanto:</w:t>
+      </w:r>
+    </w:p>
+    <w:p>
+      <w:pPr>
+        <w:spacing w:line="240" w:lineRule="auto" w:after="120"/>
+        <w:ind w:left="1134"/>
+      </w:pPr>
+    </w:p>
+    <w:p>
+      <w:pPr>
+        <w:spacing w:line="240" w:lineRule="auto" w:after="120"/>
+        <w:ind w:left="1134"/>
+      </w:pPr>
+      <w:r>
+        <w:rPr>
+          <w:b/>
+          <w:sz w:val="22"/>
+        </w:rPr>
+        <w:t>primeiro</w:t>
+      </w:r>
+      <w:r>
+        <w:rPr>
+          <w:sz w:val="22"/>
+        </w:rPr>
+        <w:t xml:space="preserve">, o </w:t>
+      </w:r>
+      <w:r>
+        <w:rPr>
+          <w:b/>
+          <w:sz w:val="22"/>
+        </w:rPr>
+        <w:t>não conhecimento</w:t>
+      </w:r>
+      <w:r>
+        <w:rPr>
+          <w:sz w:val="22"/>
+        </w:rPr>
+        <w:t xml:space="preserve"> do recurso, no ponto central, por perda superveniente de objeto e vedação à supressão de instância;</w:t>
+      </w:r>
+    </w:p>
+    <w:p>
+      <w:pPr>
+        <w:spacing w:line="240" w:lineRule="auto" w:after="120"/>
+        <w:ind w:left="1134"/>
+      </w:pPr>
+    </w:p>
+    <w:p>
+      <w:pPr>
+        <w:spacing w:line="240" w:lineRule="auto" w:after="120"/>
+        <w:ind w:left="1134"/>
+      </w:pPr>
+      <w:r>
+        <w:rPr>
+          <w:b/>
+          <w:sz w:val="22"/>
+        </w:rPr>
+        <w:t>segundo</w:t>
+      </w:r>
+      <w:r>
+        <w:rPr>
+          <w:sz w:val="22"/>
+        </w:rPr>
+        <w:t xml:space="preserve">, subsidiariamente, o </w:t>
+      </w:r>
+      <w:r>
+        <w:rPr>
+          <w:b/>
+          <w:sz w:val="22"/>
+        </w:rPr>
+        <w:t>desprovimento</w:t>
+      </w:r>
+      <w:r>
+        <w:rPr>
+          <w:sz w:val="22"/>
+        </w:rPr>
+        <w:t>, mantida a decisão agravada por seus próprios fundamentos;</w:t>
+      </w:r>
+    </w:p>
+    <w:p>
+      <w:pPr>
+        <w:spacing w:line="240" w:lineRule="auto" w:after="120"/>
+        <w:ind w:left="1134"/>
+      </w:pPr>
+    </w:p>
+    <w:p>
+      <w:pPr>
+        <w:spacing w:line="240" w:lineRule="auto" w:after="120"/>
+        <w:ind w:left="1134"/>
+      </w:pPr>
+      <w:r>
+        <w:rPr>
+          <w:b/>
+          <w:sz w:val="22"/>
+        </w:rPr>
+        <w:t>terceiro</w:t>
+      </w:r>
+      <w:r>
+        <w:rPr>
+          <w:sz w:val="22"/>
+        </w:rPr>
+        <w:t xml:space="preserve">, que conste </w:t>
+      </w:r>
+      <w:r>
+        <w:rPr>
+          <w:b/>
+          <w:sz w:val="22"/>
+        </w:rPr>
+        <w:t>expressamente do acórdão a ressalva</w:t>
+      </w:r>
+      <w:r>
+        <w:rPr>
+          <w:sz w:val="22"/>
+        </w:rPr>
+        <w:t xml:space="preserve"> de que este julgamento </w:t>
+      </w:r>
+      <w:r>
+        <w:rPr>
+          <w:b/>
+          <w:sz w:val="22"/>
+        </w:rPr>
+        <w:t>não prejulga</w:t>
+      </w:r>
+      <w:r>
+        <w:rPr>
+          <w:sz w:val="22"/>
+        </w:rPr>
+        <w:t xml:space="preserve"> a suficiência da prestação de contas do evento 347 nem o valor devido — matérias reservadas ao primeiro grau;</w:t>
+      </w:r>
+    </w:p>
+    <w:p>
+      <w:pPr>
+        <w:spacing w:line="240" w:lineRule="auto" w:after="120"/>
+        <w:ind w:left="1134"/>
+      </w:pPr>
+    </w:p>
+    <w:p>
+      <w:pPr>
+        <w:spacing w:line="240" w:lineRule="auto" w:after="120"/>
+        <w:ind w:left="1134"/>
+      </w:pPr>
+      <w:r>
+        <w:rPr>
+          <w:b/>
+          <w:sz w:val="22"/>
+        </w:rPr>
+        <w:t>quarto</w:t>
+      </w:r>
+      <w:r>
+        <w:rPr>
+          <w:sz w:val="22"/>
+        </w:rPr>
+        <w:t xml:space="preserve">, a </w:t>
+      </w:r>
+      <w:r>
+        <w:rPr>
+          <w:b/>
+          <w:sz w:val="22"/>
+        </w:rPr>
+        <w:t>revogação do efeito suspensivo parcial</w:t>
+      </w:r>
+      <w:r>
+        <w:rPr>
+          <w:sz w:val="22"/>
+        </w:rPr>
+        <w:t xml:space="preserve"> do evento 7, porque hoje não há nem probabilidade de provimento nem risco de dano;</w:t>
+      </w:r>
+    </w:p>
+    <w:p>
+      <w:pPr>
+        <w:spacing w:line="240" w:lineRule="auto" w:after="120"/>
+        <w:ind w:left="1134"/>
+      </w:pPr>
+    </w:p>
+    <w:p>
+      <w:pPr>
+        <w:spacing w:line="240" w:lineRule="auto" w:after="120"/>
+        <w:ind w:left="1134"/>
+      </w:pPr>
+      <w:r>
+        <w:rPr>
+          <w:b/>
+          <w:sz w:val="22"/>
+        </w:rPr>
+        <w:t>quinto</w:t>
+      </w:r>
+      <w:r>
+        <w:rPr>
+          <w:sz w:val="22"/>
+        </w:rPr>
+        <w:t xml:space="preserve">, a </w:t>
+      </w:r>
+      <w:r>
+        <w:rPr>
+          <w:b/>
+          <w:sz w:val="22"/>
+        </w:rPr>
+        <w:t>majoração dos honorários recursais</w:t>
+      </w:r>
+      <w:r>
+        <w:rPr>
+          <w:sz w:val="22"/>
+        </w:rPr>
+        <w:t>, na forma do artigo 85, § 11, do CPC.</w:t>
+      </w:r>
+    </w:p>
+    <w:p>
+      <w:pPr>
+        <w:spacing w:line="240" w:lineRule="auto" w:after="120"/>
+        <w:ind w:left="1134"/>
+      </w:pPr>
+    </w:p>
+    <w:p>
+      <w:pPr>
+        <w:spacing w:line="240" w:lineRule="auto" w:after="120"/>
+        <w:ind w:left="1134"/>
+      </w:pPr>
+      <w:r>
+        <w:rPr>
+          <w:sz w:val="22"/>
+        </w:rPr>
+        <w:t>Agradeço a atenção de Vossas Excelências."</w:t>
+      </w:r>
+    </w:p>
+    <w:p>
+      <w:pPr>
         <w:spacing w:after="40"/>
         <w:pBdr>
           <w:bottom w:val="single" w:sz="6" w:space="1" w:color="999999"/>
@@ -2370,6 +2049,14 @@
     </w:p>
     <w:p>
       <w:pPr>
+        <w:spacing w:after="40"/>
+        <w:pBdr>
+          <w:bottom w:val="single" w:sz="6" w:space="1" w:color="999999"/>
+        </w:pBdr>
+      </w:pPr>
+    </w:p>
+    <w:p>
+      <w:pPr>
         <w:spacing w:before="240" w:after="120"/>
         <w:jc w:val="center"/>
       </w:pPr>
@@ -2382,14 +2069,27 @@
       </w:r>
     </w:p>
     <w:p>
+      <w:pPr>
+        <w:spacing w:before="240" w:after="120"/>
+        <w:jc w:val="left"/>
+      </w:pPr>
       <w:r>
         <w:rPr>
           <w:b/>
-        </w:rPr>
-        <w:t>P1. "Mas a sentença só mandou alienar os imóveis urbanos. Onde está a condenação a pagar o valor da fazenda?"</w:t>
+          <w:sz w:val="24"/>
+        </w:rPr>
+        <w:t>🔴 ZONA DE PERIGO — perguntas sobre a contabilidade da Fazenda Palmeira</w:t>
       </w:r>
     </w:p>
     <w:p>
+      <w:r>
+        <w:rPr>
+          <w:b/>
+        </w:rPr>
+        <w:t>P1. "Mas os alvarás de 2018 mostram que a sua cliente recebeu o mesmo que os irmãos. Onde está a supressão?"</w:t>
+      </w:r>
+    </w:p>
+    <w:p>
       <w:pPr>
         <w:spacing w:line="240" w:lineRule="auto" w:after="120"/>
         <w:ind w:left="1134"/>
@@ -2398,72 +2098,166 @@
         <w:rPr>
           <w:sz w:val="22"/>
         </w:rPr>
-        <w:t xml:space="preserve">"Excelência, a condenação a pagar não precisa estar na sentença, porque </w:t>
+        <w:t xml:space="preserve">"Excelência, com a devida vênia, </w:t>
       </w:r>
       <w:r>
         <w:rPr>
           <w:b/>
           <w:sz w:val="22"/>
         </w:rPr>
-        <w:t>a sentença contém o mecanismo de apuração</w:t>
+        <w:t>essa é precisamente a questão que o Juízo de origem tem conclusa para decidir desde 31 de julho</w:t>
       </w:r>
       <w:r>
         <w:rPr>
           <w:sz w:val="22"/>
         </w:rPr>
-        <w:t xml:space="preserve">: ela condenou o inventariante </w:t>
+        <w:t xml:space="preserve">, depois de contraditório específico que ele próprio abriu no evento 348. A agravada não pede a este Tribunal que reconheça esse crédito — pede que </w:t>
       </w:r>
       <w:r>
         <w:rPr>
           <w:b/>
           <w:sz w:val="22"/>
         </w:rPr>
-        <w:t>a prestar contas</w:t>
+        <w:t>não o decida</w:t>
       </w:r>
       <w:r>
         <w:rPr>
           <w:sz w:val="22"/>
         </w:rPr>
-        <w:t xml:space="preserve">. Prestar contas é, por definição do artigo 550 e seguintes do CPC, apurar </w:t>
+        <w:t>. O que se discute neste recurso é se a decisão do evento 325, que apenas rejeitou uma impugnação sem demonstrativo de cálculo, merece reforma. E não merece."</w:t>
+      </w:r>
+    </w:p>
+    <w:p>
+      <w:r>
+        <w:rPr>
+          <w:i/>
+        </w:rPr>
+        <w:t>(Não avance. Não discuta valores. Devolva sempre ao primeiro grau.)</w:t>
+      </w:r>
+    </w:p>
+    <w:p>
+      <w:r>
+        <w:rPr>
+          <w:b/>
+        </w:rPr>
+        <w:t>P2. "Há acordo homologado nos autos de petição de herança do qual a sua cliente é parte. Isso não resolve a questão?"</w:t>
+      </w:r>
+    </w:p>
+    <w:p>
+      <w:pPr>
+        <w:spacing w:line="240" w:lineRule="auto" w:after="120"/>
+        <w:ind w:left="1134"/>
+      </w:pPr>
+      <w:r>
+        <w:rPr>
+          <w:sz w:val="22"/>
+        </w:rPr>
+        <w:t xml:space="preserve">"Excelência, o alcance daquele acordo é matéria de fato e de prova, que está sendo apreciada no primeiro grau — e sobre a qual </w:t>
       </w:r>
       <w:r>
         <w:rPr>
           <w:b/>
           <w:sz w:val="22"/>
         </w:rPr>
-        <w:t>saldo credor ou devedor</w:t>
+        <w:t>este recurso não pediu pronunciamento</w:t>
       </w:r>
       <w:r>
         <w:rPr>
           <w:sz w:val="22"/>
         </w:rPr>
-        <w:t xml:space="preserve"> — e o saldo apurado </w:t>
+        <w:t>: o agravo se dirige à decisão que rejeitou a impugnação por falta de demonstrativo de cálculo. Julgar o alcance do acordo aqui seria supressão de instância e prejulgamento da prestação de contas do evento 347."</w:t>
+      </w:r>
+    </w:p>
+    <w:p>
+      <w:r>
+        <w:rPr>
+          <w:b/>
+        </w:rPr>
+        <w:t>P3. "Então a senhora exequente nada mais tem a receber?"</w:t>
+      </w:r>
+    </w:p>
+    <w:p>
+      <w:pPr>
+        <w:spacing w:line="240" w:lineRule="auto" w:after="120"/>
+        <w:ind w:left="1134"/>
+      </w:pPr>
+      <w:r>
+        <w:rPr>
+          <w:sz w:val="22"/>
+        </w:rPr>
+        <w:t xml:space="preserve">"Ao contrário, Excelência, e é o único ponto de mérito que peço licença para afirmar: </w:t>
       </w:r>
       <w:r>
         <w:rPr>
           <w:b/>
           <w:sz w:val="22"/>
         </w:rPr>
-        <w:t>é, ele próprio, título executivo</w:t>
+        <w:t>os 7,14% sobre os imóveis urbanos são incontroversos</w:t>
       </w:r>
       <w:r>
         <w:rPr>
           <w:sz w:val="22"/>
         </w:rPr>
-        <w:t xml:space="preserve">, nos termos do artigo 552. O que se pede não extrapola o título: </w:t>
+        <w:t xml:space="preserve"> — o próprio agravante os reconhece na petição do evento 347 e eles estão registrados nas matrículas. Sobre um acervo avaliado em cerca de R$ 4.980.000,00, isso representa aproximadamente R$ 355.000,00, que ela não recebeu. É por isso que a extinção do condomínio e a alienação judicial precisam prosseguir."</w:t>
+      </w:r>
+    </w:p>
+    <w:p>
+      <w:pPr>
+        <w:spacing w:before="240" w:after="120"/>
+        <w:jc w:val="left"/>
+      </w:pPr>
+      <w:r>
+        <w:rPr>
+          <w:b/>
+          <w:sz w:val="24"/>
+        </w:rPr>
+        <w:t>Demais perguntas</w:t>
+      </w:r>
+    </w:p>
+    <w:p>
+      <w:r>
+        <w:rPr>
+          <w:b/>
+        </w:rPr>
+        <w:t>P4. "A adjudicação do trator não quitou a obrigação?"</w:t>
+      </w:r>
+    </w:p>
+    <w:p>
+      <w:pPr>
+        <w:spacing w:line="240" w:lineRule="auto" w:after="120"/>
+        <w:ind w:left="1134"/>
+      </w:pPr>
+      <w:r>
+        <w:rPr>
+          <w:sz w:val="22"/>
+        </w:rPr>
+        <w:t xml:space="preserve">"Não, Excelência — e, note-se, </w:t>
       </w:r>
       <w:r>
         <w:rPr>
           <w:b/>
           <w:sz w:val="22"/>
         </w:rPr>
-        <w:t>realiza</w:t>
+        <w:t>nesse capítulo o agravante não é sucumbente</w:t>
       </w:r>
       <w:r>
         <w:rPr>
           <w:sz w:val="22"/>
         </w:rPr>
-        <w:t xml:space="preserve"> o título."</w:t>
+        <w:t xml:space="preserve">: a decisão agravada acolheu a tese dele apenas em parte, reconhecendo pagamento parcial a ser compensado. Falta-lhe interesse recursal. Acrescento que a própria planilha da agravada, no evento 334, </w:t>
+      </w:r>
+      <w:r>
+        <w:rPr>
+          <w:b/>
+          <w:sz w:val="22"/>
+        </w:rPr>
+        <w:t>deduz expressamente</w:t>
+      </w:r>
+      <w:r>
+        <w:rPr>
+          <w:sz w:val="22"/>
+        </w:rPr>
+        <w:t xml:space="preserve"> o trator e o alvará, atualizados. Não há omissão de nossa parte."</w:t>
       </w:r>
     </w:p>
     <w:p>
@@ -2471,7 +2265,7 @@
         <w:rPr>
           <w:b/>
         </w:rPr>
-        <w:t>P2. "Isso não é liquidação de sentença por artigos, fora da via do cumprimento?"</w:t>
+        <w:t>P5. "Não seria caso de anular e devolver ao primeiro grau?"</w:t>
       </w:r>
     </w:p>
     <w:p>
@@ -2483,33 +2277,66 @@
         <w:rPr>
           <w:sz w:val="22"/>
         </w:rPr>
-        <w:t xml:space="preserve">"Não, Excelência. Trata-se da </w:t>
+        <w:t xml:space="preserve">"Não há nulidade a sanar, Excelência. A decisão agravada é regular e, no capítulo do excesso de execução, de reforma legalmente impossível. O que se pede é apenas que este Tribunal </w:t>
       </w:r>
       <w:r>
         <w:rPr>
           <w:b/>
           <w:sz w:val="22"/>
         </w:rPr>
-        <w:t>segunda fase da ação de exigir contas</w:t>
+        <w:t>não avance</w:t>
       </w:r>
       <w:r>
         <w:rPr>
           <w:sz w:val="22"/>
         </w:rPr>
-        <w:t xml:space="preserve">, que a própria sentença instaurou. E, de todo modo, </w:t>
+        <w:t xml:space="preserve"> sobre matéria que o primeiro grau ainda vai decidir."</w:t>
+      </w:r>
+    </w:p>
+    <w:p>
+      <w:r>
+        <w:rPr>
+          <w:b/>
+        </w:rPr>
+        <w:t>P6. "O efeito suspensivo foi deferido pela Relatora. Não seria incoerente revogá-lo agora?"</w:t>
+      </w:r>
+    </w:p>
+    <w:p>
+      <w:pPr>
+        <w:spacing w:line="240" w:lineRule="auto" w:after="120"/>
+        <w:ind w:left="1134"/>
+      </w:pPr>
+      <w:r>
+        <w:rPr>
+          <w:sz w:val="22"/>
+        </w:rPr>
+        <w:t xml:space="preserve">"Com a máxima vênia, não. A liminar foi concedida em </w:t>
       </w:r>
       <w:r>
         <w:rPr>
           <w:b/>
           <w:sz w:val="22"/>
         </w:rPr>
-        <w:t>essa discussão está pendente no Juízo de origem</w:t>
+        <w:t>cognição sumária</w:t>
       </w:r>
       <w:r>
         <w:rPr>
           <w:sz w:val="22"/>
         </w:rPr>
-        <w:t xml:space="preserve"> — evento 348 —, o que reforça que este não é o momento nem o grau de jurisdição para resolvê-la."</w:t>
+        <w:t xml:space="preserve"> e 'até o julgamento definitivo do recurso' — a própria decisão ressalvou que a certeza sobre a extensão do título ficaria para a análise exauriente. E hoje se verifica que o Juízo de origem </w:t>
+      </w:r>
+      <w:r>
+        <w:rPr>
+          <w:b/>
+          <w:sz w:val="22"/>
+        </w:rPr>
+        <w:t>sequer determinou expropriação</w:t>
+      </w:r>
+      <w:r>
+        <w:rPr>
+          <w:sz w:val="22"/>
+        </w:rPr>
+        <w:t>: reabriu o contraditório. O objeto da medida esvaziou-se por si mesmo."</w:t>
       </w:r>
     </w:p>
     <w:p>
@@ -2517,7 +2344,7 @@
         <w:rPr>
           <w:b/>
         </w:rPr>
-        <w:t>P3. "A adjudicação do trator não quitou?"</w:t>
+        <w:t>P7. "A prestação de contas já não foi feita, no evento 347?"</w:t>
       </w:r>
     </w:p>
     <w:p>
@@ -2529,230 +2356,53 @@
         <w:rPr>
           <w:sz w:val="22"/>
         </w:rPr>
-        <w:t xml:space="preserve">"Não, Excelência, por três razões: primeira, o próprio Juízo reconheceu como </w:t>
+        <w:t xml:space="preserve">"Excelência, a suficiência dessas contas é exatamente o que o Juízo determinou examinar no despacho do evento 348. Registro apenas que o dever de prestar contas é do </w:t>
       </w:r>
       <w:r>
         <w:rPr>
           <w:b/>
           <w:sz w:val="22"/>
         </w:rPr>
-        <w:t>pagamento parcial</w:t>
+        <w:t>inventariante</w:t>
       </w:r>
       <w:r>
         <w:rPr>
           <w:sz w:val="22"/>
         </w:rPr>
-        <w:t xml:space="preserve"> — e nesse capítulo o agravante </w:t>
+        <w:t>, por força do artigo 618, inciso VII, do CPC, e que a titularidade conjunta das contas bancárias gera solidariedade perante o banco — não altera a propriedade dos haveres, que integraram o acervo hereditário no instante da abertura da sucessão. Mas, de novo: esse exame é do primeiro grau."</w:t>
+      </w:r>
+    </w:p>
+    <w:p>
+      <w:r>
+        <w:rPr>
+          <w:b/>
+        </w:rPr>
+        <w:t>P8. Se o agravante invocar o trânsito em julgado para dizer que nada mais se cobra:</w:t>
+      </w:r>
+    </w:p>
+    <w:p>
+      <w:pPr>
+        <w:spacing w:line="240" w:lineRule="auto" w:after="120"/>
+        <w:ind w:left="1134"/>
+      </w:pPr>
+      <w:r>
+        <w:rPr>
+          <w:sz w:val="22"/>
+        </w:rPr>
+        <w:t xml:space="preserve">"Excelência, o trânsito em julgado que ele invoca é o de um acórdão que julgou </w:t>
       </w:r>
       <w:r>
         <w:rPr>
           <w:b/>
           <w:sz w:val="22"/>
         </w:rPr>
-        <w:t>não é sucumbente</w:t>
+        <w:t>exclusivamente honorários de sucumbência</w:t>
       </w:r>
       <w:r>
         <w:rPr>
           <w:sz w:val="22"/>
         </w:rPr>
-        <w:t xml:space="preserve">; segunda, o ônus de provar fato extintivo é do executado, artigo 373, II; terceira, </w:t>
-      </w:r>
-      <w:r>
-        <w:rPr>
-          <w:b/>
-          <w:sz w:val="22"/>
-        </w:rPr>
-        <w:t>R$ 41.394,80 não quitam R$ 290.068,53</w:t>
-      </w:r>
-      <w:r>
-        <w:rPr>
-          <w:sz w:val="22"/>
-        </w:rPr>
-        <w:t xml:space="preserve"> — é aritmética."</w:t>
-      </w:r>
-    </w:p>
-    <w:p>
-      <w:r>
-        <w:rPr>
-          <w:b/>
-        </w:rPr>
-        <w:t>P4. "O valor da venda da fazenda não foi usado para pagar dívidas do espólio?"</w:t>
-      </w:r>
-    </w:p>
-    <w:p>
-      <w:pPr>
-        <w:spacing w:line="240" w:lineRule="auto" w:after="120"/>
-        <w:ind w:left="1134"/>
-      </w:pPr>
-      <w:r>
-        <w:rPr>
-          <w:sz w:val="22"/>
-        </w:rPr>
-        <w:t xml:space="preserve">"É o que o agravante </w:t>
-      </w:r>
-      <w:r>
-        <w:rPr>
-          <w:b/>
-          <w:sz w:val="22"/>
-        </w:rPr>
-        <w:t>alega</w:t>
-      </w:r>
-      <w:r>
-        <w:rPr>
-          <w:sz w:val="22"/>
-        </w:rPr>
-        <w:t xml:space="preserve">, Excelência — mas alegar não é provar. Ele não juntou </w:t>
-      </w:r>
-      <w:r>
-        <w:rPr>
-          <w:b/>
-          <w:sz w:val="22"/>
-        </w:rPr>
-        <w:t>um único comprovante de repasse à minha constituinte</w:t>
-      </w:r>
-      <w:r>
-        <w:rPr>
-          <w:sz w:val="22"/>
-        </w:rPr>
-        <w:t>. E a decisão agravada consignou exatamente isso: não houve comprovação do efetivo repasse da quota-parte, ônus que lhe cabia pelo artigo 373, II."</w:t>
-      </w:r>
-    </w:p>
-    <w:p>
-      <w:r>
-        <w:rPr>
-          <w:b/>
-        </w:rPr>
-        <w:t>P5. "Não seria caso de anular tudo e devolver ao primeiro grau?"</w:t>
-      </w:r>
-    </w:p>
-    <w:p>
-      <w:pPr>
-        <w:spacing w:line="240" w:lineRule="auto" w:after="120"/>
-        <w:ind w:left="1134"/>
-      </w:pPr>
-      <w:r>
-        <w:rPr>
-          <w:sz w:val="22"/>
-        </w:rPr>
-        <w:t xml:space="preserve">"Não há nulidade a sanar, Excelência. A decisão agravada é regular e, no capítulo do excesso de execução, de reforma legalmente impossível. O que se pede é apenas que este Tribunal </w:t>
-      </w:r>
-      <w:r>
-        <w:rPr>
-          <w:b/>
-          <w:sz w:val="22"/>
-        </w:rPr>
-        <w:t>não avance</w:t>
-      </w:r>
-      <w:r>
-        <w:rPr>
-          <w:sz w:val="22"/>
-        </w:rPr>
-        <w:t xml:space="preserve"> sobre matéria que o primeiro grau ainda vai decidir."</w:t>
-      </w:r>
-    </w:p>
-    <w:p>
-      <w:r>
-        <w:rPr>
-          <w:b/>
-        </w:rPr>
-        <w:t>P6. "O efeito suspensivo foi deferido pela Relatora. Não seria incoerente revogá-lo agora?"</w:t>
-      </w:r>
-    </w:p>
-    <w:p>
-      <w:pPr>
-        <w:spacing w:line="240" w:lineRule="auto" w:after="120"/>
-        <w:ind w:left="1134"/>
-      </w:pPr>
-      <w:r>
-        <w:rPr>
-          <w:sz w:val="22"/>
-        </w:rPr>
-        <w:t xml:space="preserve">"Com a máxima vênia, Excelência, não. A liminar foi expressamente concedida em </w:t>
-      </w:r>
-      <w:r>
-        <w:rPr>
-          <w:b/>
-          <w:sz w:val="22"/>
-        </w:rPr>
-        <w:t>cognição sumária</w:t>
-      </w:r>
-      <w:r>
-        <w:rPr>
-          <w:sz w:val="22"/>
-        </w:rPr>
-        <w:t xml:space="preserve"> e </w:t>
-      </w:r>
-      <w:r>
-        <w:rPr>
-          <w:b/>
-          <w:sz w:val="22"/>
-        </w:rPr>
-        <w:t>'até o julgamento definitivo do recurso'</w:t>
-      </w:r>
-      <w:r>
-        <w:rPr>
-          <w:sz w:val="22"/>
-        </w:rPr>
-        <w:t xml:space="preserve"> — a própria decisão ressalvou que a certeza sobre a extensão do título ficaria para a análise exauriente. Pois bem: nesta análise exauriente, o que se verifica é que o Juízo de origem </w:t>
-      </w:r>
-      <w:r>
-        <w:rPr>
-          <w:b/>
-          <w:sz w:val="22"/>
-        </w:rPr>
-        <w:t>sequer determinou expropriação</w:t>
-      </w:r>
-      <w:r>
-        <w:rPr>
-          <w:sz w:val="22"/>
-        </w:rPr>
-        <w:t xml:space="preserve"> e reabriu o contraditório. O objeto da medida </w:t>
-      </w:r>
-      <w:r>
-        <w:rPr>
-          <w:b/>
-          <w:sz w:val="22"/>
-        </w:rPr>
-        <w:t>se esvaziou por si mesmo</w:t>
-      </w:r>
-      <w:r>
-        <w:rPr>
-          <w:sz w:val="22"/>
-        </w:rPr>
-        <w:t>."</w:t>
-      </w:r>
-    </w:p>
-    <w:p>
-      <w:r>
-        <w:rPr>
-          <w:b/>
-        </w:rPr>
-        <w:t>P7. Se o agravante sustentar que o trânsito em julgado impede cobrar valores:</w:t>
-      </w:r>
-    </w:p>
-    <w:p>
-      <w:pPr>
-        <w:spacing w:line="240" w:lineRule="auto" w:after="120"/>
-        <w:ind w:left="1134"/>
-      </w:pPr>
-      <w:r>
-        <w:rPr>
-          <w:sz w:val="22"/>
-        </w:rPr>
-        <w:t xml:space="preserve">"Excelência, o trânsito em julgado que ele invoca é o de um acórdão que julgou </w:t>
-      </w:r>
-      <w:r>
-        <w:rPr>
-          <w:b/>
-          <w:sz w:val="22"/>
-        </w:rPr>
-        <w:t>exclusivamente honorários de sucumbência</w:t>
-      </w:r>
-      <w:r>
-        <w:rPr>
-          <w:sz w:val="22"/>
-        </w:rPr>
-        <w:t xml:space="preserve"> — está no relatório do evento 8 daquela apelação. Não se pode extrair de um acórdão sobre honorários uma limitação ao mérito que ele não enfrentou."</w:t>
+        <w:t xml:space="preserve"> — está no relatório do evento 8 daquela apelação e foi certificado pelo próprio Juízo na sentença do evento 156 dos autos nº 0006601-11. Não se extrai de um acórdão sobre honorários uma limitação ao mérito que ele não enfrentou."</w:t>
       </w:r>
     </w:p>
     <w:p>
@@ -2910,7 +2560,7 @@
               <w:rPr>
                 <w:sz w:val="20"/>
               </w:rPr>
-              <w:t>0:30–3:00</w:t>
+              <w:t>0:30–3:15</w:t>
             </w:r>
           </w:p>
         </w:tc>
@@ -2945,7 +2595,33 @@
               <w:rPr>
                 <w:sz w:val="20"/>
               </w:rPr>
-              <w:t>Dispositivo do ev. 325 não decidiu o crédito → eventos 347 / 348 (08/07/2026) / 352 / 353 → matéria concluso no 1º grau → supressão de instância → liminar já afastou o risco</w:t>
+              <w:t xml:space="preserve">Dispositivo do ev. 325 não decidiu o crédito → </w:t>
+            </w:r>
+            <w:r>
+              <w:rPr>
+                <w:b/>
+                <w:sz w:val="20"/>
+              </w:rPr>
+              <w:t>ev. 290: "deixo para apreciação"</w:t>
+            </w:r>
+            <w:r>
+              <w:rPr>
+                <w:sz w:val="20"/>
+              </w:rPr>
+              <w:t xml:space="preserve"> → ev. 347 / 348 (08/07/2026) / 352 / </w:t>
+            </w:r>
+            <w:r>
+              <w:rPr>
+                <w:b/>
+                <w:sz w:val="20"/>
+              </w:rPr>
+              <w:t>353 conclusos</w:t>
+            </w:r>
+            <w:r>
+              <w:rPr>
+                <w:sz w:val="20"/>
+              </w:rPr>
+              <w:t xml:space="preserve"> → supressão de instância → liminar já afastou o risco</w:t>
             </w:r>
           </w:p>
         </w:tc>
@@ -2964,7 +2640,7 @@
               <w:rPr>
                 <w:sz w:val="20"/>
               </w:rPr>
-              <w:t>3:00–5:00</w:t>
+              <w:t>3:15–5:15</w:t>
             </w:r>
           </w:p>
         </w:tc>
@@ -3012,7 +2688,20 @@
               <w:rPr>
                 <w:sz w:val="20"/>
               </w:rPr>
-              <w:t xml:space="preserve"> (citar o relatório do ev. 8) → desprovida em 08/05/2024 → trânsito em 14/06/2024 → art. 508 CPC</w:t>
+              <w:t xml:space="preserve"> → </w:t>
+            </w:r>
+            <w:r>
+              <w:rPr>
+                <w:b/>
+                <w:sz w:val="20"/>
+              </w:rPr>
+              <w:t>certificado pelo próprio Juízo na sentença do ev. 156 dos autos 0006601-11</w:t>
+            </w:r>
+            <w:r>
+              <w:rPr>
+                <w:sz w:val="20"/>
+              </w:rPr>
+              <w:t xml:space="preserve"> → desprovida em 08/05/2024 → trânsito em 14/06/2024 → art. 508 CPC</w:t>
             </w:r>
           </w:p>
         </w:tc>
@@ -3031,7 +2720,7 @@
               <w:rPr>
                 <w:sz w:val="20"/>
               </w:rPr>
-              <w:t>5:00–7:00</w:t>
+              <w:t>5:15–6:30</w:t>
             </w:r>
           </w:p>
         </w:tc>
@@ -3049,7 +2738,7 @@
                 <w:b/>
                 <w:sz w:val="20"/>
               </w:rPr>
-              <w:t>Mérito</w:t>
+              <w:t>Extensão do título</w:t>
             </w:r>
           </w:p>
         </w:tc>
@@ -3066,14 +2755,7 @@
               <w:rPr>
                 <w:sz w:val="20"/>
               </w:rPr>
-              <w:t xml:space="preserve">Dois comandos da sentença → matrícula 6.631, R-9: Magnólia 7,14% → art. 1.322 CC (sub-rogação real) → </w:t>
-            </w:r>
-            <w:r>
-              <w:rPr>
-                <w:b/>
-                <w:sz w:val="20"/>
-              </w:rPr>
-              <w:t>"R$ 290.068,53 por herdeiro — escrito pelo próprio agravante em 15/11/2020"</w:t>
+              <w:t>Sentença do ev. 156 extinguiu a ação conexa porque o título "já determinou a alienação judicial dos imóveis urbanos que compõem a partilha" → o Juízo já interpretou, de forma ampla, e o agravante não recorreu</w:t>
             </w:r>
           </w:p>
         </w:tc>
@@ -3092,7 +2774,7 @@
               <w:rPr>
                 <w:sz w:val="20"/>
               </w:rPr>
-              <w:t>7:00–7:40</w:t>
+              <w:t>6:30–7:20</w:t>
             </w:r>
           </w:p>
         </w:tc>
@@ -3146,7 +2828,7 @@
               <w:rPr>
                 <w:sz w:val="20"/>
               </w:rPr>
-              <w:t>7:40–8:00</w:t>
+              <w:t>7:20–8:00</w:t>
             </w:r>
           </w:p>
         </w:tc>
@@ -3180,7 +2862,20 @@
               <w:rPr>
                 <w:sz w:val="20"/>
               </w:rPr>
-              <w:t>Não conhecimento; subsidiariamente desprovimento; revogação do efeito suspensivo; honorários recursais</w:t>
+              <w:t xml:space="preserve">Não conhecimento; subsidiariamente desprovimento; </w:t>
+            </w:r>
+            <w:r>
+              <w:rPr>
+                <w:b/>
+                <w:sz w:val="20"/>
+              </w:rPr>
+              <w:t>ressalva expressa de não prejulgamento</w:t>
+            </w:r>
+            <w:r>
+              <w:rPr>
+                <w:sz w:val="20"/>
+              </w:rPr>
+              <w:t>; revogação do efeito suspensivo; honorários recursais</w:t>
             </w:r>
           </w:p>
         </w:tc>
@@ -3192,19 +2887,19 @@
         <w:rPr>
           <w:b/>
         </w:rPr>
-        <w:t>Se precisar cortar ainda mais, sacrifique nesta ordem:</w:t>
-      </w:r>
-      <w:r>
-        <w:t xml:space="preserve"> (1) o registro sobre o subscritor do inventário; (2) o detalhamento dos saldos bancários; (3) o item 3.3 (sub-rogação) — mas </w:t>
+        <w:t>Se precisar cortar mais, sacrifique nesta ordem:</w:t>
+      </w:r>
+      <w:r>
+        <w:t xml:space="preserve"> (1) o Bloco 3 (extensão do título); (2) o detalhamento dos saldos bancários; (3) o parágrafo sobre a matrícula 6.631. </w:t>
       </w:r>
       <w:r>
         <w:rPr>
           <w:b/>
         </w:rPr>
-        <w:t>nunca</w:t>
-      </w:r>
-      <w:r>
-        <w:t xml:space="preserve"> corte a matrícula 6.631 nem a citação dos R$ 290.068,53.</w:t>
+        <w:t>Nunca corte</w:t>
+      </w:r>
+      <w:r>
+        <w:t xml:space="preserve"> o evento 290, o evento 353 e a citação da sentença do evento 156.</w:t>
       </w:r>
     </w:p>
     <w:p>
@@ -3233,16 +2928,156 @@
         <w:rPr>
           <w:b/>
         </w:rPr>
-        <w:t>DATAS</w:t>
+        <w:t>AS QUATRO CITAÇÕES QUE GANHAM O CASO</w:t>
       </w:r>
     </w:p>
     <w:p>
       <w:pPr>
+        <w:pStyle w:val="ListNumber"/>
+        <w:spacing w:line="360" w:lineRule="auto"/>
+      </w:pPr>
+      <w:r>
+        <w:rPr>
+          <w:b/>
+        </w:rPr>
+        <w:t>Ev. 290 (27/02/2026):</w:t>
+      </w:r>
+      <w:r>
+        <w:t xml:space="preserve"> </w:t>
+      </w:r>
+      <w:r>
+        <w:rPr>
+          <w:i/>
+        </w:rPr>
+        <w:t xml:space="preserve">"…pagamento do quinhão decorrente da venda do imóvel rural denominado 'Fazenda Palmeira', </w:t>
+      </w:r>
+      <w:r>
+        <w:rPr>
+          <w:i/>
+        </w:rPr>
+        <w:t>deixo para apreciação após o decurso do prazo</w:t>
+      </w:r>
+      <w:r>
+        <w:rPr>
+          <w:i/>
+        </w:rPr>
+        <w:t>…"</w:t>
+      </w:r>
+    </w:p>
+    <w:p>
+      <w:pPr>
+        <w:pStyle w:val="ListNumber"/>
+        <w:spacing w:line="360" w:lineRule="auto"/>
+      </w:pPr>
+      <w:r>
+        <w:rPr>
+          <w:b/>
+        </w:rPr>
+        <w:t>Ev. 348 (08/07/2026):</w:t>
+      </w:r>
+      <w:r>
+        <w:t xml:space="preserve"> </w:t>
+      </w:r>
+      <w:r>
+        <w:rPr>
+          <w:i/>
+        </w:rPr>
+        <w:t>"…</w:t>
+      </w:r>
+      <w:r>
+        <w:rPr>
+          <w:i/>
+        </w:rPr>
+        <w:t>dos pedidos de prosseguimento da execução formulados pela exequente</w:t>
+      </w:r>
+      <w:r>
+        <w:rPr>
+          <w:i/>
+        </w:rPr>
+        <w:t>, inclusive quanto à alienação judicial dos bens penhorados"</w:t>
+      </w:r>
+    </w:p>
+    <w:p>
+      <w:pPr>
+        <w:pStyle w:val="ListNumber"/>
+        <w:spacing w:line="360" w:lineRule="auto"/>
+      </w:pPr>
+      <w:r>
+        <w:rPr>
+          <w:b/>
+        </w:rPr>
+        <w:t>Sentença ev. 156 / autos 0006601-11:</w:t>
+      </w:r>
+      <w:r>
+        <w:t xml:space="preserve"> </w:t>
+      </w:r>
+      <w:r>
+        <w:rPr>
+          <w:i/>
+        </w:rPr>
+        <w:t>"…</w:t>
+      </w:r>
+      <w:r>
+        <w:rPr>
+          <w:i/>
+        </w:rPr>
+        <w:t>o objeto do apelo se limitou à condenação sucumbencial</w:t>
+      </w:r>
+      <w:r>
+        <w:rPr>
+          <w:i/>
+        </w:rPr>
+        <w:t>, tendo a sentença transitado em julgado em 14/06/2024"</w:t>
+      </w:r>
+    </w:p>
+    <w:p>
+      <w:pPr>
+        <w:pStyle w:val="ListNumber"/>
+        <w:spacing w:line="360" w:lineRule="auto"/>
+      </w:pPr>
+      <w:r>
+        <w:rPr>
+          <w:b/>
+        </w:rPr>
+        <w:t>Sentença ev. 156 / autos 0006601-11:</w:t>
+      </w:r>
+      <w:r>
+        <w:t xml:space="preserve"> </w:t>
+      </w:r>
+      <w:r>
+        <w:rPr>
+          <w:i/>
+        </w:rPr>
+        <w:t xml:space="preserve">"…a referida sentença </w:t>
+      </w:r>
+      <w:r>
+        <w:rPr>
+          <w:i/>
+        </w:rPr>
+        <w:t>já determinou a alienação judicial dos imóveis urbanos que compõem a partilha do espólio</w:t>
+      </w:r>
+      <w:r>
+        <w:rPr>
+          <w:i/>
+        </w:rPr>
+        <w:t>…"</w:t>
+      </w:r>
+    </w:p>
+    <w:p>
+      <w:r>
+        <w:rPr>
+          <w:b/>
+        </w:rPr>
+        <w:t>DATAS</w:t>
+      </w:r>
+    </w:p>
+    <w:p>
+      <w:pPr>
         <w:pStyle w:val="ListBullet"/>
         <w:spacing w:line="360" w:lineRule="auto"/>
       </w:pPr>
       <w:r>
-        <w:t>10/02/2015 — óbito de Aquiles Gonçalves Arruda</w:t>
+        <w:t>10/02/2015 — óbito · 27/04/2015 — escritura de partilha · 29/04/2015 — R-9-6.631 (Magnólia 7,14%)</w:t>
       </w:r>
     </w:p>
     <w:p>
@@ -3251,7 +3086,7 @@
         <w:spacing w:line="360" w:lineRule="auto"/>
       </w:pPr>
       <w:r>
-        <w:t>27/04/2015 — escritura de inventário e partilha</w:t>
+        <w:t>18/04/2022 — ajuizamento · 27/04/2022 — ação conexa 0006601-11 · 09/05/2023 — reunião dos feitos</w:t>
       </w:r>
     </w:p>
     <w:p>
@@ -3260,13 +3095,13 @@
         <w:spacing w:line="360" w:lineRule="auto"/>
       </w:pPr>
       <w:r>
-        <w:t xml:space="preserve">29/04/2015 — R-9-6.631: </w:t>
+        <w:t xml:space="preserve">15/12/2023 — sentença (ev. 137) · 08/05/2024 — acórdão (só honorários), 12% · </w:t>
       </w:r>
       <w:r>
         <w:rPr>
           <w:b/>
         </w:rPr>
-        <w:t>Magnólia, 7,14% da Fazenda Palmeira</w:t>
+        <w:t>14/06/2024 — trânsito</w:t>
       </w:r>
     </w:p>
     <w:p>
@@ -3275,7 +3110,7 @@
         <w:spacing w:line="360" w:lineRule="auto"/>
       </w:pPr>
       <w:r>
-        <w:t>18/04/2022 — ajuizamento da ação</w:t>
+        <w:t>10/03/2025 — ev. 207: custas de R$ 54.901,28 aos executados</w:t>
       </w:r>
     </w:p>
     <w:p>
@@ -3284,7 +3119,13 @@
         <w:spacing w:line="360" w:lineRule="auto"/>
       </w:pPr>
       <w:r>
-        <w:t>15/12/2023 — sentença (ev. 137)</w:t>
+        <w:t xml:space="preserve">27/02/2026 — ev. 290 ("deixo para apreciação") · 24/03/2026 — ev. 310 · </w:t>
+      </w:r>
+      <w:r>
+        <w:rPr>
+          <w:b/>
+        </w:rPr>
+        <w:t>07/04/2026 — decisão agravada (ev. 325)</w:t>
       </w:r>
     </w:p>
     <w:p>
@@ -3293,7 +3134,7 @@
         <w:spacing w:line="360" w:lineRule="auto"/>
       </w:pPr>
       <w:r>
-        <w:t>08/05/2024 — acórdão (só honorários) — desprovido, 12%</w:t>
+        <w:t>13/05/2026 — agravo · 28/05/2026 — efeito suspensivo parcial (ev. 7) · 23/06/2026 — contraminuta (ev. 16)</w:t>
       </w:r>
     </w:p>
     <w:p>
@@ -3305,16 +3146,48 @@
         <w:rPr>
           <w:b/>
         </w:rPr>
-        <w:t>14/06/2024 — trânsito em julgado</w:t>
+        <w:t>08/07/2026 — ev. 348</w:t>
+      </w:r>
+      <w:r>
+        <w:t xml:space="preserve"> · 30/07/2026 — ev. 352 · </w:t>
+      </w:r>
+      <w:r>
+        <w:rPr>
+          <w:b/>
+        </w:rPr>
+        <w:t>31/07/2026 — ev. 353 (conclusos)</w:t>
       </w:r>
     </w:p>
     <w:p>
+      <w:r>
+        <w:rPr>
+          <w:b/>
+        </w:rPr>
+        <w:t>VALORES SEGUROS (pode citar)</w:t>
+      </w:r>
+    </w:p>
+    <w:p>
       <w:pPr>
         <w:pStyle w:val="ListBullet"/>
         <w:spacing w:line="360" w:lineRule="auto"/>
       </w:pPr>
       <w:r>
-        <w:t>07/04/2026 — decisão agravada (ev. 325)</w:t>
+        <w:t xml:space="preserve">Fração da cliente: </w:t>
+      </w:r>
+      <w:r>
+        <w:rPr>
+          <w:b/>
+        </w:rPr>
+        <w:t>7,14%</w:t>
+      </w:r>
+      <w:r>
+        <w:t xml:space="preserve"> · Valor da causa: R$ 1.775.071,35 · Honorários: 10% → </w:t>
+      </w:r>
+      <w:r>
+        <w:rPr>
+          <w:b/>
+        </w:rPr>
+        <w:t>12%</w:t>
       </w:r>
     </w:p>
     <w:p>
@@ -3323,7 +3196,22 @@
         <w:spacing w:line="360" w:lineRule="auto"/>
       </w:pPr>
       <w:r>
-        <w:t>13/05/2026 — interposição do agravo</w:t>
+        <w:t xml:space="preserve">Acervo urbano avaliado: </w:t>
+      </w:r>
+      <w:r>
+        <w:rPr>
+          <w:b/>
+        </w:rPr>
+        <w:t>≈ R$ 4.980.000,00</w:t>
+      </w:r>
+      <w:r>
+        <w:t xml:space="preserve"> → </w:t>
+      </w:r>
+      <w:r>
+        <w:rPr>
+          <w:b/>
+        </w:rPr>
+        <w:t>7,14% ≈ R$ 355.572,00</w:t>
       </w:r>
     </w:p>
     <w:p>
@@ -3332,16 +3220,7 @@
         <w:spacing w:line="360" w:lineRule="auto"/>
       </w:pPr>
       <w:r>
-        <w:t xml:space="preserve">28/05/2026 — efeito suspensivo </w:t>
-      </w:r>
-      <w:r>
-        <w:rPr>
-          <w:b/>
-        </w:rPr>
-        <w:t>parcial</w:t>
-      </w:r>
-      <w:r>
-        <w:t xml:space="preserve"> (ev. 7)</w:t>
+        <w:t>Avaliações: Q.66 Amazonas R$ 1.100.000 · Lotes 07/09 Q.60 R$ 1.100.000 · Q.17 Goiás R$ 850.000 · Q.60 Lote 06 R$ 610.000 · Q.257 Paraná R$ 350.000 · Q.02 Rua 02 R$ 300.000 · Q.65 Waldir Lins R$ 285.000 · Q.123 Ceará R$ 265.000 · Formoso R$ 120.000</w:t>
       </w:r>
     </w:p>
     <w:p>
@@ -3350,36 +3229,94 @@
         <w:spacing w:line="360" w:lineRule="auto"/>
       </w:pPr>
       <w:r>
-        <w:t>23/06/2026 — contraminuta (ev. 16)</w:t>
+        <w:t xml:space="preserve">Saldos bancários do </w:t>
+      </w:r>
+      <w:r>
+        <w:rPr>
+          <w:i/>
+        </w:rPr>
+        <w:t>de cujus</w:t>
+      </w:r>
+      <w:r>
+        <w:t xml:space="preserve"> em 10/02/2015: </w:t>
+      </w:r>
+      <w:r>
+        <w:rPr>
+          <w:b/>
+        </w:rPr>
+        <w:t>R$ 130.882,40</w:t>
       </w:r>
     </w:p>
     <w:p>
+      <w:r>
+        <w:rPr>
+          <w:b/>
+        </w:rPr>
+        <w:t>VALORES A NÃO CITAR NA TRIBUNA</w:t>
+      </w:r>
+      <w:r>
+        <w:t xml:space="preserve"> ⛔</w:t>
+      </w:r>
+    </w:p>
+    <w:p>
       <w:pPr>
         <w:pStyle w:val="ListBullet"/>
         <w:spacing w:line="360" w:lineRule="auto"/>
       </w:pPr>
       <w:r>
-        <w:rPr>
-          <w:b/>
-        </w:rPr>
-        <w:t>08/07/2026 — ev. 348: contraditório reaberto no 1º grau</w:t>
+        <w:t>R$ 202.974,70 e R$ 277.613,84 (Fazenda Palmeira) · R$ 290.068,53 / R$ 284.456,87 (quinhão na readequação) · R$ 41.394,80 (complemento dos bilaterais)</w:t>
       </w:r>
     </w:p>
     <w:p>
+      <w:r>
+        <w:rPr>
+          <w:i/>
+        </w:rPr>
+        <w:t>Se o outro lado citar, devolva ao primeiro grau e não discuta.</w:t>
+      </w:r>
+    </w:p>
+    <w:p>
+      <w:r>
+        <w:rPr>
+          <w:b/>
+        </w:rPr>
+        <w:t>DISPOSITIVOS</w:t>
+      </w:r>
+    </w:p>
+    <w:p>
       <w:pPr>
         <w:pStyle w:val="ListBullet"/>
         <w:spacing w:line="360" w:lineRule="auto"/>
       </w:pPr>
       <w:r>
-        <w:t>30/07/2026 — réplica (ev. 352) · 31/07/2026 — conclusão (ev. 353)</w:t>
+        <w:t xml:space="preserve">CPC 502, 507, </w:t>
+      </w:r>
+      <w:r>
+        <w:rPr>
+          <w:b/>
+        </w:rPr>
+        <w:t>508</w:t>
+      </w:r>
+      <w:r>
+        <w:t xml:space="preserve"> (eficácia preclusiva) · CPC </w:t>
+      </w:r>
+      <w:r>
+        <w:rPr>
+          <w:b/>
+        </w:rPr>
+        <w:t>525, §§ 4º e 5º</w:t>
+      </w:r>
+      <w:r>
+        <w:t xml:space="preserve"> · CPC 373, II</w:t>
       </w:r>
     </w:p>
     <w:p>
-      <w:r>
-        <w:rPr>
-          <w:b/>
-        </w:rPr>
-        <w:t>VALORES</w:t>
+      <w:pPr>
+        <w:pStyle w:val="ListBullet"/>
+        <w:spacing w:line="360" w:lineRule="auto"/>
+      </w:pPr>
+      <w:r>
+        <w:t>CPC 536, § 1º, e 537 (astreintes) · CPC 618, VII · CPC 550/553 · CPC 85, § 11 · CPC 1.013 e 1.019</w:t>
       </w:r>
     </w:p>
     <w:p>
@@ -3388,37 +3325,24 @@
         <w:spacing w:line="360" w:lineRule="auto"/>
       </w:pPr>
       <w:r>
-        <w:t xml:space="preserve">Fazenda Palmeira: </w:t>
-      </w:r>
-      <w:r>
-        <w:rPr>
-          <w:b/>
-        </w:rPr>
-        <w:t>791,7173 ha</w:t>
-      </w:r>
-      <w:r>
-        <w:t xml:space="preserve"> · vendida por </w:t>
-      </w:r>
-      <w:r>
-        <w:rPr>
-          <w:b/>
-        </w:rPr>
-        <w:t>R$ 3.500.000,00</w:t>
+        <w:t>CC 1.320, 1.322, 1.323 · CC 884 · CC 2.002</w:t>
       </w:r>
     </w:p>
     <w:p>
+      <w:r>
+        <w:rPr>
+          <w:b/>
+        </w:rPr>
+        <w:t>PRECEDENTES</w:t>
+      </w:r>
+    </w:p>
+    <w:p>
       <w:pPr>
         <w:pStyle w:val="ListBullet"/>
         <w:spacing w:line="360" w:lineRule="auto"/>
       </w:pPr>
       <w:r>
-        <w:t xml:space="preserve">Quinhão por herdeiro (acordo ev. 150 / autos 0009192-87.2015): </w:t>
-      </w:r>
-      <w:r>
-        <w:rPr>
-          <w:b/>
-        </w:rPr>
-        <w:t>R$ 290.068,53</w:t>
+        <w:t>TJTO, AI 0010192-13.2023.8.27.2700, Rel. Des. Helvécio de Brito Maia Neto, j. 22/11/2023 — excesso sem demonstrativo</w:t>
       </w:r>
     </w:p>
     <w:p>
@@ -3427,40 +3351,7 @@
         <w:spacing w:line="360" w:lineRule="auto"/>
       </w:pPr>
       <w:r>
-        <w:t xml:space="preserve">Recebido por Magnólia: </w:t>
-      </w:r>
-      <w:r>
-        <w:rPr>
-          <w:b/>
-        </w:rPr>
-        <w:t>R$ 22.214,28</w:t>
-      </w:r>
-      <w:r>
-        <w:t xml:space="preserve"> + </w:t>
-      </w:r>
-      <w:r>
-        <w:rPr>
-          <w:b/>
-        </w:rPr>
-        <w:t>R$ 35.000,00</w:t>
-      </w:r>
-      <w:r>
-        <w:t xml:space="preserve"> (trator) + </w:t>
-      </w:r>
-      <w:r>
-        <w:rPr>
-          <w:b/>
-        </w:rPr>
-        <w:t>R$ 6.394,80</w:t>
-      </w:r>
-      <w:r>
-        <w:t xml:space="preserve"> (alvará) = </w:t>
-      </w:r>
-      <w:r>
-        <w:rPr>
-          <w:b/>
-        </w:rPr>
-        <w:t>R$ 63.609,08</w:t>
+        <w:t>TJTO, AI 0009638-15.2022.8.27.2700, mesmo Relator, j. 30/11/2022 — impugnação não rediscute mérito</w:t>
       </w:r>
     </w:p>
     <w:p>
@@ -3469,149 +3360,7 @@
         <w:spacing w:line="360" w:lineRule="auto"/>
       </w:pPr>
       <w:r>
-        <w:t xml:space="preserve">Valor da causa: R$ 1.775.071,35 · honorários: 10% → </w:t>
-      </w:r>
-      <w:r>
-        <w:rPr>
-          <w:b/>
-        </w:rPr>
-        <w:t>12%</w:t>
-      </w:r>
-    </w:p>
-    <w:p>
-      <w:pPr>
-        <w:pStyle w:val="ListBullet"/>
-        <w:spacing w:line="360" w:lineRule="auto"/>
-      </w:pPr>
-      <w:r>
-        <w:t xml:space="preserve">Saldos bancários do </w:t>
-      </w:r>
-      <w:r>
-        <w:rPr>
-          <w:i/>
-        </w:rPr>
-        <w:t>de cujus</w:t>
-      </w:r>
-      <w:r>
-        <w:t xml:space="preserve"> ao óbito (ev. 347): </w:t>
-      </w:r>
-      <w:r>
-        <w:rPr>
-          <w:b/>
-        </w:rPr>
-        <w:t>R$ 130.882,40</w:t>
-      </w:r>
-    </w:p>
-    <w:p>
-      <w:pPr>
-        <w:pStyle w:val="ListBullet"/>
-        <w:spacing w:line="360" w:lineRule="auto"/>
-      </w:pPr>
-      <w:r>
-        <w:t xml:space="preserve">Imóveis avaliados: Gurupi </w:t>
-      </w:r>
-      <w:r>
-        <w:rPr>
-          <w:b/>
-        </w:rPr>
-        <w:t>R$ 610.000,00</w:t>
-      </w:r>
-      <w:r>
-        <w:t xml:space="preserve"> · Formoso do Araguaia </w:t>
-      </w:r>
-      <w:r>
-        <w:rPr>
-          <w:b/>
-        </w:rPr>
-        <w:t>R$ 120.000,00</w:t>
-      </w:r>
-    </w:p>
-    <w:p>
-      <w:r>
-        <w:rPr>
-          <w:b/>
-        </w:rPr>
-        <w:t>DISPOSITIVOS</w:t>
-      </w:r>
-    </w:p>
-    <w:p>
-      <w:pPr>
-        <w:pStyle w:val="ListBullet"/>
-        <w:spacing w:line="360" w:lineRule="auto"/>
-      </w:pPr>
-      <w:r>
-        <w:t>CPC 508 (eficácia preclusiva) · CPC 502 e 507</w:t>
-      </w:r>
-    </w:p>
-    <w:p>
-      <w:pPr>
-        <w:pStyle w:val="ListBullet"/>
-        <w:spacing w:line="360" w:lineRule="auto"/>
-      </w:pPr>
-      <w:r>
-        <w:t>CPC 525, §§ 4º e 5º (excesso sem demonstrativo → rejeição liminar)</w:t>
-      </w:r>
-    </w:p>
-    <w:p>
-      <w:pPr>
-        <w:pStyle w:val="ListBullet"/>
-        <w:spacing w:line="360" w:lineRule="auto"/>
-      </w:pPr>
-      <w:r>
-        <w:t>CPC 373, II (ônus do fato extintivo)</w:t>
-      </w:r>
-    </w:p>
-    <w:p>
-      <w:pPr>
-        <w:pStyle w:val="ListBullet"/>
-        <w:spacing w:line="360" w:lineRule="auto"/>
-      </w:pPr>
-      <w:r>
-        <w:t>CPC 536, § 1º, e 537 (astreintes) · CPC 618, VII (contas do inventariante)</w:t>
-      </w:r>
-    </w:p>
-    <w:p>
-      <w:pPr>
-        <w:pStyle w:val="ListBullet"/>
-        <w:spacing w:line="360" w:lineRule="auto"/>
-      </w:pPr>
-      <w:r>
-        <w:t>CPC 550/552 (exigir contas; saldo = título) · CPC 85, § 11</w:t>
-      </w:r>
-    </w:p>
-    <w:p>
-      <w:pPr>
-        <w:pStyle w:val="ListBullet"/>
-        <w:spacing w:line="360" w:lineRule="auto"/>
-      </w:pPr>
-      <w:r>
-        <w:t>CC 1.320, 1.322, 1.323 · CC 884 (enriquecimento sem causa) · CC 2.002 (colação)</w:t>
-      </w:r>
-    </w:p>
-    <w:p>
-      <w:r>
-        <w:rPr>
-          <w:b/>
-        </w:rPr>
-        <w:t>PRECEDENTES</w:t>
-      </w:r>
-    </w:p>
-    <w:p>
-      <w:pPr>
-        <w:pStyle w:val="ListBullet"/>
-        <w:spacing w:line="360" w:lineRule="auto"/>
-      </w:pPr>
-      <w:r>
-        <w:t>TJTO, AI 0010192-13.2023.8.27.2700, Rel. Des. Helvécio de Brito Maia Neto, j. 22/11/2023 — excesso sem demonstrativo</w:t>
-      </w:r>
-    </w:p>
-    <w:p>
-      <w:pPr>
-        <w:pStyle w:val="ListBullet"/>
-        <w:spacing w:line="360" w:lineRule="auto"/>
-      </w:pPr>
-      <w:r>
-        <w:t>STJ, AgInt no REsp 1.788.354/MG, Rel. Min. Maria Isabel Gallotti, 4ª T., j. 28/08/2023 — vedada rediscussão do título no cumprimento</w:t>
+        <w:t>STJ, AgInt no REsp 1.788.354/MG, Rel. Min. Maria Isabel Gallotti, 4ª T., j. 28/08/2023</w:t>
       </w:r>
     </w:p>
     <w:p>
@@ -3668,7 +3417,7 @@
         <w:t>Relatora e Turma</w:t>
       </w:r>
       <w:r>
-        <w:t xml:space="preserve"> no e-Proc (a capa dos autos indica Desa. Silvana Maria Parfieniuk / 5ª Turma da 1ª Câmara Cível; a liminar veio do gabinete da Desa. Maysa Vendramini Rosal)</w:t>
+        <w:t xml:space="preserve"> no e-Proc (a capa indica Desa. Silvana Maria Parfieniuk / 5ª Turma da 1ª Câmara Cível; a liminar veio do gabinete da Desa. Maysa Vendramini Rosal)</w:t>
       </w:r>
     </w:p>
     <w:p>
@@ -3686,7 +3435,7 @@
         <w:t>data, hora e formato</w:t>
       </w:r>
       <w:r>
-        <w:t xml:space="preserve"> da sessão (presencial física, videoconferência ou virtual) — o tempo muda: 15 min × 8 min</w:t>
+        <w:t xml:space="preserve"> da sessão — o tempo muda: 15 min × 8 min</w:t>
       </w:r>
     </w:p>
     <w:p>
@@ -3704,7 +3453,7 @@
         <w:t>telefone/WhatsApp</w:t>
       </w:r>
       <w:r>
-        <w:t xml:space="preserve"> no pedido e confirmar o e-mail para recebimento do link</w:t>
+        <w:t xml:space="preserve"> no pedido e confirmar o e-mail para o link</w:t>
       </w:r>
     </w:p>
     <w:p>
@@ -3722,7 +3471,7 @@
         <w:t>memoriais</w:t>
       </w:r>
       <w:r>
-        <w:t xml:space="preserve"> e, se possível, encaminhá-los ao gabinete da Relatora e aos vogais</w:t>
+        <w:t xml:space="preserve"> e encaminhá-los ao gabinete da Relatora e aos vogais</w:t>
       </w:r>
     </w:p>
     <w:p>
@@ -3731,22 +3480,16 @@
         <w:spacing w:line="360" w:lineRule="auto"/>
       </w:pPr>
       <w:r>
-        <w:t xml:space="preserve">[ ] Conferir se houve </w:t>
+        <w:t xml:space="preserve">[ ] </w:t>
       </w:r>
       <w:r>
         <w:rPr>
           <w:b/>
         </w:rPr>
-        <w:t>nova decisão no 1º grau</w:t>
-      </w:r>
-      <w:r>
-        <w:t xml:space="preserve"> após o evento 353 — se houver, </w:t>
-      </w:r>
-      <w:r>
-        <w:rPr>
-          <w:b/>
-        </w:rPr>
-        <w:t>atualizar o Bloco 1</w:t>
+        <w:t>Verificar se sobreveio decisão no 1º grau após o evento 353</w:t>
+      </w:r>
+      <w:r>
+        <w:t xml:space="preserve"> — se houver, o Bloco 1 muda inteiramente</w:t>
       </w:r>
     </w:p>
     <w:p>
@@ -3755,16 +3498,16 @@
         <w:spacing w:line="360" w:lineRule="auto"/>
       </w:pPr>
       <w:r>
-        <w:t xml:space="preserve">[ ] Verificar o andamento do </w:t>
+        <w:t xml:space="preserve">[ ] Ler os </w:t>
       </w:r>
       <w:r>
         <w:rPr>
           <w:b/>
         </w:rPr>
-        <w:t>AI nº 0009786-84.2026.8.27.2700</w:t>
-      </w:r>
-      <w:r>
-        <w:t xml:space="preserve"> (agravo conexo, cujas peças foram trasladadas no ev. 19) e eventual pedido de julgamento conjunto</w:t>
+        <w:t>eventos 304 e 309</w:t>
+      </w:r>
+      <w:r>
+        <w:t xml:space="preserve"> (impugnações) direto no e-Proc — não foi possível extraí-los do PDF exportado</w:t>
       </w:r>
     </w:p>
     <w:p>
@@ -3773,7 +3516,16 @@
         <w:spacing w:line="360" w:lineRule="auto"/>
       </w:pPr>
       <w:r>
-        <w:t>[ ] Testar áudio/vídeo e conexão com 30 min de antecedência; ter os autos abertos em segunda tela</w:t>
+        <w:t xml:space="preserve">[ ] Verificar o andamento do </w:t>
+      </w:r>
+      <w:r>
+        <w:rPr>
+          <w:b/>
+        </w:rPr>
+        <w:t>AI nº 0009786-84.2026.8.27.2700</w:t>
+      </w:r>
+      <w:r>
+        <w:t xml:space="preserve"> (agravo de Terezinha; custas pagas em 11/05/2026, ev. 344 da origem)</w:t>
       </w:r>
     </w:p>
     <w:p>
@@ -3782,7 +3534,16 @@
         <w:spacing w:line="360" w:lineRule="auto"/>
       </w:pPr>
       <w:r>
-        <w:t>[ ] Levar impressos: este roteiro, os cartões de memória, a matrícula 6.631 e a petição do agravante de 15/11/2020</w:t>
+        <w:t>[ ] Testar áudio/vídeo com 30 min de antecedência; autos abertos em segunda tela</w:t>
+      </w:r>
+    </w:p>
+    <w:p>
+      <w:pPr>
+        <w:pStyle w:val="ListBullet"/>
+        <w:spacing w:line="360" w:lineRule="auto"/>
+      </w:pPr>
+      <w:r>
+        <w:t>[ ] Levar impressos: este roteiro, os cartões de memória, o despacho do ev. 290, o despacho do ev. 348 e a sentença do ev. 156 dos autos nº 0006601-11</w:t>
       </w:r>
     </w:p>
     <w:p>
